--- a/out/07_Ops/SNX-OPS-SOP-05 Service Level Agreement (SLA) Monitoring (Rev00 DRAFT).docx
+++ b/out/07_Ops/SNX-OPS-SOP-05 Service Level Agreement (SLA) Monitoring (Rev00 DRAFT).docx
@@ -217,6 +217,7 @@
     <w:p>
       <w:pPr>
         <w:pStyle w:val="Heading1"/>
+        <w:keepNext/>
         <w:widowControl w:val="0"/>
         <w:spacing w:line="240" w:lineRule="auto"/>
         <w:ind w:right="407" w:firstLine="0"/>
@@ -511,6 +512,10 @@
         <w:gridCol w:w="5850"/>
       </w:tblGrid>
       <w:tr>
+        <w:trPr>
+          <w:cantSplit/>
+          <w:tblHeader/>
+        </w:trPr>
         <w:tc>
           <w:tcPr>
             <w:tcW w:w="3150" w:type="dxa"/>
@@ -523,6 +528,7 @@
           </w:tcPr>
           <w:p>
             <w:pPr>
+              <w:keepNext/>
               <w:widowControl w:val="0"/>
               <w:pBdr>
                 <w:top w:val="nil"/>
@@ -563,6 +569,7 @@
           </w:tcPr>
           <w:p>
             <w:pPr>
+              <w:keepNext/>
               <w:widowControl w:val="0"/>
               <w:pBdr>
                 <w:top w:val="nil"/>
@@ -593,6 +600,9 @@
         </w:tc>
       </w:tr>
       <w:tr>
+        <w:trPr>
+          <w:cantSplit/>
+        </w:trPr>
         <w:tc>
           <w:tcPr>
             <w:tcW w:w="3150" w:type="dxa"/>
@@ -646,6 +656,9 @@
         </w:tc>
       </w:tr>
       <w:tr>
+        <w:trPr>
+          <w:cantSplit/>
+        </w:trPr>
         <w:tc>
           <w:tcPr>
             <w:tcW w:w="3150" w:type="dxa"/>
@@ -699,6 +712,9 @@
         </w:tc>
       </w:tr>
       <w:tr>
+        <w:trPr>
+          <w:cantSplit/>
+        </w:trPr>
         <w:tc>
           <w:tcPr>
             <w:tcW w:w="3150" w:type="dxa"/>
@@ -750,6 +766,9 @@
         </w:tc>
       </w:tr>
       <w:tr>
+        <w:trPr>
+          <w:cantSplit/>
+        </w:trPr>
         <w:tc>
           <w:tcPr>
             <w:tcW w:w="3150" w:type="dxa"/>
@@ -810,6 +829,9 @@
         </w:tc>
       </w:tr>
       <w:tr>
+        <w:trPr>
+          <w:cantSplit/>
+        </w:trPr>
         <w:tc>
           <w:tcPr>
             <w:tcW w:w="3150" w:type="dxa"/>
@@ -861,6 +883,9 @@
         </w:tc>
       </w:tr>
       <w:tr>
+        <w:trPr>
+          <w:cantSplit/>
+        </w:trPr>
         <w:tc>
           <w:tcPr>
             <w:tcW w:w="3150" w:type="dxa"/>
@@ -914,6 +939,9 @@
         </w:tc>
       </w:tr>
       <w:tr>
+        <w:trPr>
+          <w:cantSplit/>
+        </w:trPr>
         <w:tc>
           <w:tcPr>
             <w:tcW w:w="3150" w:type="dxa"/>
@@ -967,6 +995,9 @@
         </w:tc>
       </w:tr>
       <w:tr>
+        <w:trPr>
+          <w:cantSplit/>
+        </w:trPr>
         <w:tc>
           <w:tcPr>
             <w:tcW w:w="3150" w:type="dxa"/>
@@ -1020,6 +1051,9 @@
         </w:tc>
       </w:tr>
       <w:tr>
+        <w:trPr>
+          <w:cantSplit/>
+        </w:trPr>
         <w:tc>
           <w:tcPr>
             <w:tcW w:w="3150" w:type="dxa"/>
@@ -1073,6 +1107,9 @@
         </w:tc>
       </w:tr>
       <w:tr>
+        <w:trPr>
+          <w:cantSplit/>
+        </w:trPr>
         <w:tc>
           <w:tcPr>
             <w:tcW w:w="3150" w:type="dxa"/>
@@ -1126,6 +1163,9 @@
         </w:tc>
       </w:tr>
       <w:tr>
+        <w:trPr>
+          <w:cantSplit/>
+        </w:trPr>
         <w:tc>
           <w:tcPr>
             <w:tcW w:w="3150" w:type="dxa"/>
@@ -1207,6 +1247,7 @@
     <w:p>
       <w:pPr>
         <w:pStyle w:val="Heading1"/>
+        <w:keepNext/>
         <w:widowControl w:val="0"/>
         <w:spacing w:before="816" w:line="240" w:lineRule="auto"/>
         <w:ind w:right="407"/>
@@ -1243,6 +1284,10 @@
         <w:gridCol w:w="3010"/>
       </w:tblGrid>
       <w:tr>
+        <w:trPr>
+          <w:cantSplit/>
+          <w:tblHeader/>
+        </w:trPr>
         <w:tc>
           <w:tcPr>
             <w:tcW w:w="3009" w:type="dxa"/>
@@ -1255,6 +1300,7 @@
           </w:tcPr>
           <w:p>
             <w:pPr>
+              <w:keepNext/>
               <w:widowControl w:val="0"/>
               <w:spacing w:line="240" w:lineRule="auto"/>
               <w:jc w:val="center"/>
@@ -1288,6 +1334,7 @@
           </w:tcPr>
           <w:p>
             <w:pPr>
+              <w:keepNext/>
               <w:widowControl w:val="0"/>
               <w:spacing w:line="240" w:lineRule="auto"/>
               <w:jc w:val="center"/>
@@ -1321,6 +1368,7 @@
           </w:tcPr>
           <w:p>
             <w:pPr>
+              <w:keepNext/>
               <w:widowControl w:val="0"/>
               <w:spacing w:line="240" w:lineRule="auto"/>
               <w:jc w:val="center"/>
@@ -1344,6 +1392,9 @@
         </w:tc>
       </w:tr>
       <w:tr>
+        <w:trPr>
+          <w:cantSplit/>
+        </w:trPr>
         <w:tc>
           <w:tcPr>
             <w:tcW w:w="3009" w:type="dxa"/>
@@ -1392,6 +1443,9 @@
         </w:tc>
       </w:tr>
       <w:tr>
+        <w:trPr>
+          <w:cantSplit/>
+        </w:trPr>
         <w:tc>
           <w:tcPr>
             <w:tcW w:w="3009" w:type="dxa"/>
@@ -1463,6 +1517,9 @@
         </w:tc>
       </w:tr>
       <w:tr>
+        <w:trPr>
+          <w:cantSplit/>
+        </w:trPr>
         <w:tc>
           <w:tcPr>
             <w:tcW w:w="3009" w:type="dxa"/>
@@ -1537,6 +1594,7 @@
     <w:p>
       <w:pPr>
         <w:pStyle w:val="Heading1"/>
+        <w:keepNext/>
         <w:widowControl w:val="0"/>
         <w:spacing w:before="816" w:line="240" w:lineRule="auto"/>
         <w:ind w:right="407"/>
@@ -1578,6 +1636,10 @@
         <w:gridCol w:w="2235"/>
       </w:tblGrid>
       <w:tr>
+        <w:trPr>
+          <w:cantSplit/>
+          <w:tblHeader/>
+        </w:trPr>
         <w:tc>
           <w:tcPr>
             <w:tcW w:w="810" w:type="dxa"/>
@@ -1590,6 +1652,7 @@
           </w:tcPr>
           <w:p>
             <w:pPr>
+              <w:keepNext/>
               <w:widowControl w:val="0"/>
               <w:pBdr>
                 <w:top w:val="nil"/>
@@ -1630,6 +1693,7 @@
           </w:tcPr>
           <w:p>
             <w:pPr>
+              <w:keepNext/>
               <w:widowControl w:val="0"/>
               <w:spacing w:line="240" w:lineRule="auto"/>
               <w:jc w:val="center"/>
@@ -1663,6 +1727,7 @@
           </w:tcPr>
           <w:p>
             <w:pPr>
+              <w:keepNext/>
               <w:widowControl w:val="0"/>
               <w:pBdr>
                 <w:top w:val="nil"/>
@@ -1703,6 +1768,7 @@
           </w:tcPr>
           <w:p>
             <w:pPr>
+              <w:keepNext/>
               <w:widowControl w:val="0"/>
               <w:pBdr>
                 <w:top w:val="nil"/>
@@ -1733,6 +1799,9 @@
         </w:tc>
       </w:tr>
       <w:tr>
+        <w:trPr>
+          <w:cantSplit/>
+        </w:trPr>
         <w:tc>
           <w:tcPr>
             <w:tcW w:w="810" w:type="dxa"/>
@@ -1835,6 +1904,9 @@
         </w:tc>
       </w:tr>
       <w:tr>
+        <w:trPr>
+          <w:cantSplit/>
+        </w:trPr>
         <w:tc>
           <w:tcPr>
             <w:tcW w:w="810" w:type="dxa"/>
@@ -1937,6 +2009,9 @@
         </w:tc>
       </w:tr>
       <w:tr>
+        <w:trPr>
+          <w:cantSplit/>
+        </w:trPr>
         <w:tc>
           <w:tcPr>
             <w:tcW w:w="810" w:type="dxa"/>
@@ -2398,7 +2473,7 @@
           <w:sz w:val="24"/>
           <w:szCs w:val="24"/>
         </w:rPr>
-        <w:t xml:space="preserve">SOP ini menetapkan cara SINUX mengukur, memantau, melaporkan, dan menindaklanjuti pencapaian Service Level Agreement (SLA) kepada pelanggan, sehingga komitmen layanan dapat dibuktikan dengan data dan penyimpangan ditangani sebelum menjadi masalah kontrak.</w:t>
+        <w:t xml:space="preserve">SOP ini menetapkan cara SINUX mengukur, memantau, melaporkan, dan menindaklanjuti pencapaian Service Level Agreement (SLA) kepada pelanggan. Hasilnya, komitmen layanan dapat dibuktikan dengan data, dan penyimpangan ditangani sebelum menjadi masalah kontrak.</w:t>
       </w:r>
     </w:p>
     <w:p>
@@ -2437,7 +2512,7 @@
           <w:sz w:val="24"/>
           <w:szCs w:val="24"/>
         </w:rPr>
-        <w:t xml:space="preserve">SOP ini berlaku untuk semua layanan dengan SLA tertulis di kontrak, PKS, atau perjanjian layanan, termasuk SLA yang SINUX terima dari supplier (upstream infrastruktur, partner SOC, penyedia platform) karena memengaruhi SLA ke pelanggan.</w:t>
+        <w:t xml:space="preserve">SOP ini berlaku untuk semua layanan dengan SLA tertulis di kontrak, PKS, atau perjanjian layanan. Cakupan ini termasuk SLA yang diterima SINUX dari supplier (upstream infrastruktur, partner SOC, penyedia platform), karena SLA itu memengaruhi SLA ke pelanggan.</w:t>
       </w:r>
     </w:p>
     <w:p>
@@ -2461,7 +2536,7 @@
           <w:sz w:val="24"/>
           <w:szCs w:val="24"/>
         </w:rPr>
-        <w:t xml:space="preserve">Dikecualikan dari SOP ini: layanan tanpa SLA tertulis, dan penanganan insiden yang menimbulkan downtime, yang diatur di SNX-OPS-SOP-04. SOP ini hanya memakai data tiket insiden untuk menghitung SLA.</w:t>
+        <w:t xml:space="preserve">Dikecualikan dari SOP ini: layanan tanpa SLA tertulis, dan penanganan insiden yang menimbulkan downtime, yang diatur di SNX-OPS-SOP-04. SOP ini hanya memakai data ticket insiden untuk menghitung SLA.</w:t>
       </w:r>
     </w:p>
     <w:p>
@@ -2491,6 +2566,7 @@
     <w:p>
       <w:pPr>
         <w:pStyle w:val="Heading1"/>
+        <w:keepNext/>
         <w:numPr>
           <w:ilvl w:val="0"/>
           <w:numId w:val="7"/>
@@ -2525,6 +2601,8 @@
       </w:tblGrid>
       <w:tr>
         <w:trPr>
+          <w:cantSplit/>
+          <w:tblHeader/>
           <w:jc w:val="center"/>
         </w:trPr>
         <w:tc>
@@ -2534,6 +2612,7 @@
           </w:tcPr>
           <w:p>
             <w:pPr>
+              <w:keepNext/>
               <w:jc w:val="center"/>
               <w:rPr>
                 <w:sz w:val="24"/>
@@ -2558,6 +2637,7 @@
           </w:tcPr>
           <w:p>
             <w:pPr>
+              <w:keepNext/>
               <w:jc w:val="center"/>
               <w:rPr>
                 <w:sz w:val="24"/>
@@ -2578,6 +2658,7 @@
       </w:tr>
       <w:tr>
         <w:trPr>
+          <w:cantSplit/>
           <w:jc w:val="center"/>
         </w:trPr>
         <w:tc>
@@ -2627,6 +2708,7 @@
       </w:tr>
       <w:tr>
         <w:trPr>
+          <w:cantSplit/>
           <w:jc w:val="center"/>
         </w:trPr>
         <w:tc>
@@ -2669,13 +2751,14 @@
                 <w:sz w:val="24"/>
                 <w:szCs w:val="24"/>
               </w:rPr>
-              <w:t>Pengakuan pertama ke pelanggan bahwa tiket diterima dan sedang ditangani.</w:t>
+              <w:t>Pengakuan pertama ke pelanggan bahwa ticket diterima dan sedang ditangani.</w:t>
             </w:r>
           </w:p>
         </w:tc>
       </w:tr>
       <w:tr>
         <w:trPr>
+          <w:cantSplit/>
           <w:jc w:val="center"/>
         </w:trPr>
         <w:tc>
@@ -2725,6 +2808,7 @@
       </w:tr>
       <w:tr>
         <w:trPr>
+          <w:cantSplit/>
           <w:jc w:val="center"/>
         </w:trPr>
         <w:tc>
@@ -2774,6 +2858,7 @@
       </w:tr>
       <w:tr>
         <w:trPr>
+          <w:cantSplit/>
           <w:jc w:val="center"/>
         </w:trPr>
         <w:tc>
@@ -2823,6 +2908,7 @@
       </w:tr>
       <w:tr>
         <w:trPr>
+          <w:cantSplit/>
           <w:jc w:val="center"/>
         </w:trPr>
         <w:tc>
@@ -2872,6 +2958,7 @@
       </w:tr>
       <w:tr>
         <w:trPr>
+          <w:cantSplit/>
           <w:jc w:val="center"/>
         </w:trPr>
         <w:tc>
@@ -2921,6 +3008,7 @@
       </w:tr>
       <w:tr>
         <w:trPr>
+          <w:cantSplit/>
           <w:jc w:val="center"/>
         </w:trPr>
         <w:tc>
@@ -2970,6 +3058,7 @@
       </w:tr>
       <w:tr>
         <w:trPr>
+          <w:cantSplit/>
           <w:jc w:val="center"/>
         </w:trPr>
         <w:tc>
@@ -3012,13 +3101,14 @@
                 <w:sz w:val="24"/>
                 <w:szCs w:val="24"/>
               </w:rPr>
-              <w:t>Sub divisi Divisi Operation yang memantau dashboard layanan dan menangani tiket.</w:t>
+              <w:t>Sub divisi Divisi Operation yang memantau dashboard layanan dan menangani ticket.</w:t>
             </w:r>
           </w:p>
         </w:tc>
       </w:tr>
       <w:tr>
         <w:trPr>
+          <w:cantSplit/>
           <w:jc w:val="center"/>
         </w:trPr>
         <w:tc>
@@ -3061,13 +3151,14 @@
                 <w:sz w:val="24"/>
                 <w:szCs w:val="24"/>
               </w:rPr>
-              <w:t>Pemberitahuan bahwa downtime yang dihitung sudah melewati ambang di bagian 8 sebelum akhir bulan; langkahnya ada di butir 6.4.</w:t>
+              <w:t>Pemberitahuan bahwa downtime yang dihitung sudah melewati 50% anggaran downtime sebelum akhir bulan.</w:t>
             </w:r>
           </w:p>
         </w:tc>
       </w:tr>
       <w:tr>
         <w:trPr>
+          <w:cantSplit/>
           <w:jc w:val="center"/>
         </w:trPr>
         <w:tc>
@@ -3110,13 +3201,14 @@
                 <w:sz w:val="24"/>
                 <w:szCs w:val="24"/>
               </w:rPr>
-              <w:t>Root cause analysis: analisis akar masalah sebuah breach atau insiden, ditulis di SNX-OPS-FRM-10.</w:t>
+              <w:t>Root cause analysis, yaitu analisis root cause (akar masalah) sebuah breach atau insiden, dengan hasil ditulis di SNX-OPS-FRM-10.</w:t>
             </w:r>
           </w:p>
         </w:tc>
       </w:tr>
       <w:tr>
         <w:trPr>
+          <w:cantSplit/>
           <w:jc w:val="center"/>
         </w:trPr>
         <w:tc>
@@ -3159,13 +3251,14 @@
                 <w:sz w:val="24"/>
                 <w:szCs w:val="24"/>
               </w:rPr>
-              <w:t>Persentase tiket yang dipulihkan dalam target pemulihan kontrak.</w:t>
+              <w:t>Persentase ticket yang dipulihkan dalam target pemulihan kontrak.</w:t>
             </w:r>
           </w:p>
         </w:tc>
       </w:tr>
       <w:tr>
         <w:trPr>
+          <w:cantSplit/>
           <w:jc w:val="center"/>
         </w:trPr>
         <w:tc>
@@ -3208,13 +3301,14 @@
                 <w:sz w:val="24"/>
                 <w:szCs w:val="24"/>
               </w:rPr>
-              <w:t>Persentase tiket yang di-ack dalam target per severity.</w:t>
+              <w:t>Persentase ticket yang di-ack dalam target per severity.</w:t>
             </w:r>
           </w:p>
         </w:tc>
       </w:tr>
       <w:tr>
         <w:trPr>
+          <w:cantSplit/>
           <w:jc w:val="center"/>
         </w:trPr>
         <w:tc>
@@ -3257,13 +3351,14 @@
                 <w:sz w:val="24"/>
                 <w:szCs w:val="24"/>
               </w:rPr>
-              <w:t>SINUX Service Hub berbasis GLPI, sistem tiket untuk generalist, termasuk permintaan internal.</w:t>
+              <w:t>SINUX Service Hub berbasis GLPI, sistem ticket untuk generalist, termasuk permintaan internal.</w:t>
             </w:r>
           </w:p>
         </w:tc>
       </w:tr>
       <w:tr>
         <w:trPr>
+          <w:cantSplit/>
           <w:jc w:val="center"/>
         </w:trPr>
         <w:tc>
@@ -3306,13 +3401,14 @@
                 <w:sz w:val="24"/>
                 <w:szCs w:val="24"/>
               </w:rPr>
-              <w:t>Tingkat prioritas tiket: P1 Kritis, P2 Tinggi, P3 Sedang, atau P4 Rendah. Kriteria tiap tingkat ada di SNX-OPS-SOP-04.</w:t>
+              <w:t>Tingkat prioritas ticket: P1 Kritis, P2 Tinggi, P3 Sedang, atau P4 Rendah. Kriteria tiap tingkat ditetapkan di SNX-OPS-SOP-04.</w:t>
             </w:r>
           </w:p>
         </w:tc>
       </w:tr>
       <w:tr>
         <w:trPr>
+          <w:cantSplit/>
           <w:jc w:val="center"/>
         </w:trPr>
         <w:tc>
@@ -3362,6 +3458,7 @@
       </w:tr>
       <w:tr>
         <w:trPr>
+          <w:cantSplit/>
           <w:jc w:val="center"/>
         </w:trPr>
         <w:tc>
@@ -3411,6 +3508,7 @@
       </w:tr>
       <w:tr>
         <w:trPr>
+          <w:cantSplit/>
           <w:jc w:val="center"/>
         </w:trPr>
         <w:tc>
@@ -3453,13 +3551,14 @@
                 <w:sz w:val="24"/>
                 <w:szCs w:val="24"/>
               </w:rPr>
-              <w:t>SLA yang SINUX terima dari supplier.</w:t>
+              <w:t>SLA yang diterima SINUX dari supplier.</w:t>
             </w:r>
           </w:p>
         </w:tc>
       </w:tr>
       <w:tr>
         <w:trPr>
+          <w:cantSplit/>
           <w:jc w:val="center"/>
         </w:trPr>
         <w:tc>
@@ -3509,6 +3608,7 @@
       </w:tr>
       <w:tr>
         <w:trPr>
+          <w:cantSplit/>
           <w:jc w:val="center"/>
         </w:trPr>
         <w:tc>
@@ -3558,6 +3658,7 @@
       </w:tr>
       <w:tr>
         <w:trPr>
+          <w:cantSplit/>
           <w:jc w:val="center"/>
         </w:trPr>
         <w:tc>
@@ -3600,13 +3701,14 @@
                 <w:sz w:val="24"/>
                 <w:szCs w:val="24"/>
               </w:rPr>
-              <w:t>Tindakan menghilangkan penyebab breach supaya tidak terulang. Padanannya di SNX-OPS-SOP-04 adalah tindakan korektif.</w:t>
+              <w:t>Tindakan menghilangkan penyebab breach supaya tidak terulang. Di SNX-OPS-SOP-04 disebut corrective action.</w:t>
             </w:r>
           </w:p>
         </w:tc>
       </w:tr>
       <w:tr>
         <w:trPr>
+          <w:cantSplit/>
           <w:jc w:val="center"/>
         </w:trPr>
         <w:tc>
@@ -3656,6 +3758,7 @@
       </w:tr>
       <w:tr>
         <w:trPr>
+          <w:cantSplit/>
           <w:jc w:val="center"/>
         </w:trPr>
         <w:tc>
@@ -3698,7 +3801,7 @@
                 <w:sz w:val="24"/>
                 <w:szCs w:val="24"/>
               </w:rPr>
-              <w:t>Sistem tiket untuk Ops.</w:t>
+              <w:t>Sistem ticket untuk Ops.</w:t>
             </w:r>
           </w:p>
         </w:tc>
@@ -3780,7 +3883,7 @@
           <w:sz w:val="24"/>
           <w:szCs w:val="24"/>
         </w:rPr>
-        <w:t xml:space="preserve">4.2 Pengukuran (ISO 9001:2015 9.1.1): Lead NOC dan Service Delivery Manager mengukur availability, response SLA, dan resolution SLA setiap bulan dari data monitoring dan tiket (butir 6.2 dan 6.3).</w:t>
+        <w:t xml:space="preserve">4.2 Pengukuran (ISO 9001:2015 9.1.1): Lead NOC dan Service Delivery Manager mengukur availability, response SLA, dan resolution SLA setiap bulan dari data monitoring dan ticket (butir 6.2 dan 6.3).</w:t>
       </w:r>
     </w:p>
     <w:p>
@@ -3882,6 +3985,7 @@
     <w:p>
       <w:pPr>
         <w:pStyle w:val="Heading1"/>
+        <w:keepNext/>
         <w:numPr>
           <w:ilvl w:val="0"/>
           <w:numId w:val="7"/>
@@ -3909,6 +4013,8 @@
       </w:tblGrid>
       <w:tr>
         <w:trPr>
+          <w:cantSplit/>
+          <w:tblHeader/>
           <w:jc w:val="center"/>
         </w:trPr>
         <w:tc>
@@ -3925,6 +4031,7 @@
           </w:tcPr>
           <w:p>
             <w:pPr>
+              <w:keepNext/>
               <w:jc w:val="center"/>
               <w:rPr>
                 <w:sz w:val="24"/>
@@ -3956,6 +4063,7 @@
           </w:tcPr>
           <w:p>
             <w:pPr>
+              <w:keepNext/>
               <w:jc w:val="center"/>
               <w:rPr>
                 <w:sz w:val="24"/>
@@ -3987,6 +4095,7 @@
           </w:tcPr>
           <w:p>
             <w:pPr>
+              <w:keepNext/>
               <w:jc w:val="center"/>
               <w:rPr>
                 <w:sz w:val="24"/>
@@ -4007,6 +4116,7 @@
       </w:tr>
       <w:tr>
         <w:trPr>
+          <w:cantSplit/>
           <w:jc w:val="center"/>
         </w:trPr>
         <w:tc>
@@ -4052,7 +4162,7 @@
           </w:tcPr>
           <w:p>
             <w:pPr>
-              <w:jc w:val="both"/>
+              <w:jc w:val="left"/>
               <w:rPr>
                 <w:sz w:val="24"/>
                 <w:szCs w:val="24"/>
@@ -4082,7 +4192,7 @@
           </w:tcPr>
           <w:p>
             <w:pPr>
-              <w:jc w:val="both"/>
+              <w:jc w:val="left"/>
               <w:rPr>
                 <w:sz w:val="24"/>
                 <w:szCs w:val="24"/>
@@ -4101,6 +4211,7 @@
       </w:tr>
       <w:tr>
         <w:trPr>
+          <w:cantSplit/>
           <w:jc w:val="center"/>
         </w:trPr>
         <w:tc>
@@ -4146,19 +4257,19 @@
           </w:tcPr>
           <w:p>
             <w:pPr>
-              <w:jc w:val="both"/>
-              <w:rPr>
-                <w:sz w:val="24"/>
-                <w:szCs w:val="24"/>
-              </w:rPr>
-            </w:pPr>
-            <w:r>
-              <w:rPr>
-                <w:b w:val="0"/>
-                <w:sz w:val="24"/>
-                <w:szCs w:val="24"/>
-              </w:rPr>
-              <w:t>Menyediakan data availability dan tiket, mencatat downtime, memvalidasi pengecualian downtime, dan memantau anggaran downtime. Menyusun RCA breach layanan NOC.</w:t>
+              <w:jc w:val="left"/>
+              <w:rPr>
+                <w:sz w:val="24"/>
+                <w:szCs w:val="24"/>
+              </w:rPr>
+            </w:pPr>
+            <w:r>
+              <w:rPr>
+                <w:b w:val="0"/>
+                <w:sz w:val="24"/>
+                <w:szCs w:val="24"/>
+              </w:rPr>
+              <w:t>Menyediakan data availability dan ticket, mencatat downtime, memvalidasi pengecualian downtime, dan memantau anggaran downtime. Menyusun RCA breach layanan NOC.</w:t>
             </w:r>
           </w:p>
         </w:tc>
@@ -4176,25 +4287,26 @@
           </w:tcPr>
           <w:p>
             <w:pPr>
-              <w:jc w:val="both"/>
-              <w:rPr>
-                <w:sz w:val="24"/>
-                <w:szCs w:val="24"/>
-              </w:rPr>
-            </w:pPr>
-            <w:r>
-              <w:rPr>
-                <w:b w:val="0"/>
-                <w:sz w:val="24"/>
-                <w:szCs w:val="24"/>
-              </w:rPr>
-              <w:t>Menolak pengecualian downtime yang tidak punya bukti; memberi peringatan dini; meninjau ulang change non-darurat sesudah peringatan dini.</w:t>
+              <w:jc w:val="left"/>
+              <w:rPr>
+                <w:sz w:val="24"/>
+                <w:szCs w:val="24"/>
+              </w:rPr>
+            </w:pPr>
+            <w:r>
+              <w:rPr>
+                <w:b w:val="0"/>
+                <w:sz w:val="24"/>
+                <w:szCs w:val="24"/>
+              </w:rPr>
+              <w:t>Menolak pengecualian downtime yang tidak punya bukti; memberi peringatan dini; meninjau ulang change non-darurat setelah peringatan dini.</w:t>
             </w:r>
           </w:p>
         </w:tc>
       </w:tr>
       <w:tr>
         <w:trPr>
+          <w:cantSplit/>
           <w:jc w:val="center"/>
         </w:trPr>
         <w:tc>
@@ -4240,7 +4352,7 @@
           </w:tcPr>
           <w:p>
             <w:pPr>
-              <w:jc w:val="both"/>
+              <w:jc w:val="left"/>
               <w:rPr>
                 <w:sz w:val="24"/>
                 <w:szCs w:val="24"/>
@@ -4270,7 +4382,7 @@
           </w:tcPr>
           <w:p>
             <w:pPr>
-              <w:jc w:val="both"/>
+              <w:jc w:val="left"/>
               <w:rPr>
                 <w:sz w:val="24"/>
                 <w:szCs w:val="24"/>
@@ -4289,6 +4401,7 @@
       </w:tr>
       <w:tr>
         <w:trPr>
+          <w:cantSplit/>
           <w:jc w:val="center"/>
         </w:trPr>
         <w:tc>
@@ -4334,7 +4447,7 @@
           </w:tcPr>
           <w:p>
             <w:pPr>
-              <w:jc w:val="both"/>
+              <w:jc w:val="left"/>
               <w:rPr>
                 <w:sz w:val="24"/>
                 <w:szCs w:val="24"/>
@@ -4364,7 +4477,7 @@
           </w:tcPr>
           <w:p>
             <w:pPr>
-              <w:jc w:val="both"/>
+              <w:jc w:val="left"/>
               <w:rPr>
                 <w:sz w:val="24"/>
                 <w:szCs w:val="24"/>
@@ -4383,6 +4496,7 @@
       </w:tr>
       <w:tr>
         <w:trPr>
+          <w:cantSplit/>
           <w:jc w:val="center"/>
         </w:trPr>
         <w:tc>
@@ -4428,19 +4542,19 @@
           </w:tcPr>
           <w:p>
             <w:pPr>
-              <w:jc w:val="both"/>
-              <w:rPr>
-                <w:sz w:val="24"/>
-                <w:szCs w:val="24"/>
-              </w:rPr>
-            </w:pPr>
-            <w:r>
-              <w:rPr>
-                <w:b w:val="0"/>
-                <w:sz w:val="24"/>
-                <w:szCs w:val="24"/>
-              </w:rPr>
-              <w:t>Menangani konsekuensi kontraktual dari breach (USULAN: sumber menulis Commercial tanpa jabatan).</w:t>
+              <w:jc w:val="left"/>
+              <w:rPr>
+                <w:sz w:val="24"/>
+                <w:szCs w:val="24"/>
+              </w:rPr>
+            </w:pPr>
+            <w:r>
+              <w:rPr>
+                <w:b w:val="0"/>
+                <w:sz w:val="24"/>
+                <w:szCs w:val="24"/>
+              </w:rPr>
+              <w:t>Menangani konsekuensi kontraktual dari breach (USULAN).</w:t>
             </w:r>
           </w:p>
         </w:tc>
@@ -4458,7 +4572,7 @@
           </w:tcPr>
           <w:p>
             <w:pPr>
-              <w:jc w:val="both"/>
+              <w:jc w:val="left"/>
               <w:rPr>
                 <w:sz w:val="24"/>
                 <w:szCs w:val="24"/>
@@ -4524,6 +4638,7 @@
     </w:p>
     <w:p>
       <w:pPr>
+        <w:keepNext/>
         <w:pBdr>
           <w:top w:val="nil"/>
           <w:left w:val="nil"/>
@@ -4556,27 +4671,30 @@
         <w:tblLook w:val="0400" w:firstRow="0" w:lastRow="0" w:firstColumn="0" w:lastColumn="0" w:noHBand="0" w:noVBand="1"/>
       </w:tblPr>
       <w:tblGrid>
-        <w:gridCol w:w="3367"/>
-        <w:gridCol w:w="2248"/>
-        <w:gridCol w:w="3913"/>
+        <w:gridCol w:w="4309"/>
+        <w:gridCol w:w="1927"/>
+        <w:gridCol w:w="2835"/>
       </w:tblGrid>
       <w:tr>
         <w:trPr>
+          <w:cantSplit/>
+          <w:tblHeader/>
           <w:jc w:val="center"/>
         </w:trPr>
         <w:tc>
           <w:tcPr>
-            <w:tcW w:w="3367" w:type="dxa"/>
-            <w:tcBorders>
-              <w:top w:val="single" w:sz="8" w:space="0" w:color="000000"/>
-              <w:left w:val="single" w:sz="8" w:space="0" w:color="000000"/>
-              <w:bottom w:val="single" w:sz="8" w:space="0" w:color="000000"/>
-              <w:right w:val="single" w:sz="8" w:space="0" w:color="000000"/>
-            </w:tcBorders>
-            <w:vAlign w:val="center"/>
-          </w:tcPr>
-          <w:p>
-            <w:pPr>
+            <w:tcW w:w="4309" w:type="dxa"/>
+            <w:tcBorders>
+              <w:top w:val="single" w:sz="8" w:space="0" w:color="000000"/>
+              <w:left w:val="single" w:sz="8" w:space="0" w:color="000000"/>
+              <w:bottom w:val="single" w:sz="8" w:space="0" w:color="000000"/>
+              <w:right w:val="single" w:sz="8" w:space="0" w:color="000000"/>
+            </w:tcBorders>
+            <w:vAlign w:val="center"/>
+          </w:tcPr>
+          <w:p>
+            <w:pPr>
+              <w:keepNext/>
               <w:jc w:val="center"/>
               <w:rPr>
                 <w:sz w:val="24"/>
@@ -4596,17 +4714,18 @@
         </w:tc>
         <w:tc>
           <w:tcPr>
-            <w:tcW w:w="2248" w:type="dxa"/>
-            <w:tcBorders>
-              <w:top w:val="single" w:sz="8" w:space="0" w:color="000000"/>
-              <w:left w:val="single" w:sz="8" w:space="0" w:color="000000"/>
-              <w:bottom w:val="single" w:sz="8" w:space="0" w:color="000000"/>
-              <w:right w:val="single" w:sz="8" w:space="0" w:color="000000"/>
-            </w:tcBorders>
-            <w:vAlign w:val="center"/>
-          </w:tcPr>
-          <w:p>
-            <w:pPr>
+            <w:tcW w:w="1927" w:type="dxa"/>
+            <w:tcBorders>
+              <w:top w:val="single" w:sz="8" w:space="0" w:color="000000"/>
+              <w:left w:val="single" w:sz="8" w:space="0" w:color="000000"/>
+              <w:bottom w:val="single" w:sz="8" w:space="0" w:color="000000"/>
+              <w:right w:val="single" w:sz="8" w:space="0" w:color="000000"/>
+            </w:tcBorders>
+            <w:vAlign w:val="center"/>
+          </w:tcPr>
+          <w:p>
+            <w:pPr>
+              <w:keepNext/>
               <w:jc w:val="center"/>
               <w:rPr>
                 <w:sz w:val="24"/>
@@ -4626,17 +4745,18 @@
         </w:tc>
         <w:tc>
           <w:tcPr>
-            <w:tcW w:w="3913" w:type="dxa"/>
-            <w:tcBorders>
-              <w:top w:val="single" w:sz="8" w:space="0" w:color="000000"/>
-              <w:left w:val="single" w:sz="8" w:space="0" w:color="000000"/>
-              <w:bottom w:val="single" w:sz="8" w:space="0" w:color="000000"/>
-              <w:right w:val="single" w:sz="8" w:space="0" w:color="000000"/>
-            </w:tcBorders>
-            <w:vAlign w:val="center"/>
-          </w:tcPr>
-          <w:p>
-            <w:pPr>
+            <w:tcW w:w="2835" w:type="dxa"/>
+            <w:tcBorders>
+              <w:top w:val="single" w:sz="8" w:space="0" w:color="000000"/>
+              <w:left w:val="single" w:sz="8" w:space="0" w:color="000000"/>
+              <w:bottom w:val="single" w:sz="8" w:space="0" w:color="000000"/>
+              <w:right w:val="single" w:sz="8" w:space="0" w:color="000000"/>
+            </w:tcBorders>
+            <w:vAlign w:val="center"/>
+          </w:tcPr>
+          <w:p>
+            <w:pPr>
+              <w:keepNext/>
               <w:jc w:val="center"/>
               <w:rPr>
                 <w:sz w:val="24"/>
@@ -4657,11 +4777,12 @@
       </w:tr>
       <w:tr>
         <w:trPr>
+          <w:cantSplit/>
           <w:jc w:val="center"/>
         </w:trPr>
         <w:tc>
           <w:tcPr>
-            <w:tcW w:w="3367" w:type="dxa"/>
+            <w:tcW w:w="4309" w:type="dxa"/>
             <w:tcBorders>
               <w:top w:val="single" w:sz="8" w:space="0" w:color="000000"/>
               <w:left w:val="single" w:sz="8" w:space="0" w:color="000000"/>
@@ -4689,7 +4810,7 @@
         </w:tc>
         <w:tc>
           <w:tcPr>
-            <w:tcW w:w="2248" w:type="dxa"/>
+            <w:tcW w:w="1927" w:type="dxa"/>
             <w:tcBorders>
               <w:top w:val="single" w:sz="8" w:space="0" w:color="000000"/>
               <w:left w:val="single" w:sz="8" w:space="0" w:color="000000"/>
@@ -4717,18 +4838,18 @@
         </w:tc>
         <w:tc>
           <w:tcPr>
-            <w:tcW w:w="3913" w:type="dxa"/>
-            <w:tcBorders>
-              <w:top w:val="single" w:sz="8" w:space="0" w:color="000000"/>
-              <w:left w:val="single" w:sz="8" w:space="0" w:color="000000"/>
-              <w:bottom w:val="single" w:sz="8" w:space="0" w:color="000000"/>
-              <w:right w:val="single" w:sz="8" w:space="0" w:color="000000"/>
-            </w:tcBorders>
-            <w:vAlign w:val="center"/>
-          </w:tcPr>
-          <w:p>
-            <w:pPr>
-              <w:jc w:val="both"/>
+            <w:tcW w:w="2835" w:type="dxa"/>
+            <w:tcBorders>
+              <w:top w:val="single" w:sz="8" w:space="0" w:color="000000"/>
+              <w:left w:val="single" w:sz="8" w:space="0" w:color="000000"/>
+              <w:bottom w:val="single" w:sz="8" w:space="0" w:color="000000"/>
+              <w:right w:val="single" w:sz="8" w:space="0" w:color="000000"/>
+            </w:tcBorders>
+            <w:vAlign w:val="center"/>
+          </w:tcPr>
+          <w:p>
+            <w:pPr>
+              <w:jc w:val="left"/>
               <w:rPr>
                 <w:sz w:val="24"/>
                 <w:szCs w:val="24"/>
@@ -4747,11 +4868,12 @@
       </w:tr>
       <w:tr>
         <w:trPr>
+          <w:cantSplit/>
           <w:jc w:val="center"/>
         </w:trPr>
         <w:tc>
           <w:tcPr>
-            <w:tcW w:w="3367" w:type="dxa"/>
+            <w:tcW w:w="4309" w:type="dxa"/>
             <w:tcBorders>
               <w:top w:val="single" w:sz="8" w:space="0" w:color="000000"/>
               <w:left w:val="single" w:sz="8" w:space="0" w:color="000000"/>
@@ -4779,7 +4901,7 @@
         </w:tc>
         <w:tc>
           <w:tcPr>
-            <w:tcW w:w="2248" w:type="dxa"/>
+            <w:tcW w:w="1927" w:type="dxa"/>
             <w:tcBorders>
               <w:top w:val="single" w:sz="8" w:space="0" w:color="000000"/>
               <w:left w:val="single" w:sz="8" w:space="0" w:color="000000"/>
@@ -4807,18 +4929,18 @@
         </w:tc>
         <w:tc>
           <w:tcPr>
-            <w:tcW w:w="3913" w:type="dxa"/>
-            <w:tcBorders>
-              <w:top w:val="single" w:sz="8" w:space="0" w:color="000000"/>
-              <w:left w:val="single" w:sz="8" w:space="0" w:color="000000"/>
-              <w:bottom w:val="single" w:sz="8" w:space="0" w:color="000000"/>
-              <w:right w:val="single" w:sz="8" w:space="0" w:color="000000"/>
-            </w:tcBorders>
-            <w:vAlign w:val="center"/>
-          </w:tcPr>
-          <w:p>
-            <w:pPr>
-              <w:jc w:val="both"/>
+            <w:tcW w:w="2835" w:type="dxa"/>
+            <w:tcBorders>
+              <w:top w:val="single" w:sz="8" w:space="0" w:color="000000"/>
+              <w:left w:val="single" w:sz="8" w:space="0" w:color="000000"/>
+              <w:bottom w:val="single" w:sz="8" w:space="0" w:color="000000"/>
+              <w:right w:val="single" w:sz="8" w:space="0" w:color="000000"/>
+            </w:tcBorders>
+            <w:vAlign w:val="center"/>
+          </w:tcPr>
+          <w:p>
+            <w:pPr>
+              <w:jc w:val="left"/>
               <w:rPr>
                 <w:sz w:val="24"/>
                 <w:szCs w:val="24"/>
@@ -4875,6 +4997,7 @@
     </w:p>
     <w:p>
       <w:pPr>
+        <w:keepNext/>
         <w:pBdr>
           <w:top w:val="nil"/>
           <w:left w:val="nil"/>
@@ -4894,7 +5017,7 @@
           <w:sz w:val="24"/>
           <w:szCs w:val="24"/>
         </w:rPr>
-        <w:t xml:space="preserve">Tiket Ops, termasuk layanan Nusagrid, tercatat di Zammad. Tiket GMF dan internal tercatat di Service Hub (USULAN: batas generalist menunggu owner). Batas waktu pengumpulan data ada di bagian 8.</w:t>
+        <w:t xml:space="preserve">Ticket Ops, termasuk layanan Nusagrid, tercatat di Zammad. Ticket GMF dan internal tercatat di Service Hub; batas cakupan generalist masih menunggu keputusan owner (USULAN). Data availability dan ticket dikumpulkan paling lambat hari kerja ke-3 bulan berikutnya. Data SLA layanan SOC diserahkan Lead SOC pada batas yang sama (USULAN).</w:t>
       </w:r>
     </w:p>
     <w:tbl>
@@ -4907,27 +5030,30 @@
         <w:tblLook w:val="0400" w:firstRow="0" w:lastRow="0" w:firstColumn="0" w:lastColumn="0" w:noHBand="0" w:noVBand="1"/>
       </w:tblPr>
       <w:tblGrid>
-        <w:gridCol w:w="3367"/>
-        <w:gridCol w:w="2248"/>
-        <w:gridCol w:w="3913"/>
+        <w:gridCol w:w="4309"/>
+        <w:gridCol w:w="1927"/>
+        <w:gridCol w:w="2835"/>
       </w:tblGrid>
       <w:tr>
         <w:trPr>
+          <w:cantSplit/>
+          <w:tblHeader/>
           <w:jc w:val="center"/>
         </w:trPr>
         <w:tc>
           <w:tcPr>
-            <w:tcW w:w="3367" w:type="dxa"/>
-            <w:tcBorders>
-              <w:top w:val="single" w:sz="8" w:space="0" w:color="000000"/>
-              <w:left w:val="single" w:sz="8" w:space="0" w:color="000000"/>
-              <w:bottom w:val="single" w:sz="8" w:space="0" w:color="000000"/>
-              <w:right w:val="single" w:sz="8" w:space="0" w:color="000000"/>
-            </w:tcBorders>
-            <w:vAlign w:val="center"/>
-          </w:tcPr>
-          <w:p>
-            <w:pPr>
+            <w:tcW w:w="4309" w:type="dxa"/>
+            <w:tcBorders>
+              <w:top w:val="single" w:sz="8" w:space="0" w:color="000000"/>
+              <w:left w:val="single" w:sz="8" w:space="0" w:color="000000"/>
+              <w:bottom w:val="single" w:sz="8" w:space="0" w:color="000000"/>
+              <w:right w:val="single" w:sz="8" w:space="0" w:color="000000"/>
+            </w:tcBorders>
+            <w:vAlign w:val="center"/>
+          </w:tcPr>
+          <w:p>
+            <w:pPr>
+              <w:keepNext/>
               <w:jc w:val="center"/>
               <w:rPr>
                 <w:sz w:val="24"/>
@@ -4947,17 +5073,18 @@
         </w:tc>
         <w:tc>
           <w:tcPr>
-            <w:tcW w:w="2248" w:type="dxa"/>
-            <w:tcBorders>
-              <w:top w:val="single" w:sz="8" w:space="0" w:color="000000"/>
-              <w:left w:val="single" w:sz="8" w:space="0" w:color="000000"/>
-              <w:bottom w:val="single" w:sz="8" w:space="0" w:color="000000"/>
-              <w:right w:val="single" w:sz="8" w:space="0" w:color="000000"/>
-            </w:tcBorders>
-            <w:vAlign w:val="center"/>
-          </w:tcPr>
-          <w:p>
-            <w:pPr>
+            <w:tcW w:w="1927" w:type="dxa"/>
+            <w:tcBorders>
+              <w:top w:val="single" w:sz="8" w:space="0" w:color="000000"/>
+              <w:left w:val="single" w:sz="8" w:space="0" w:color="000000"/>
+              <w:bottom w:val="single" w:sz="8" w:space="0" w:color="000000"/>
+              <w:right w:val="single" w:sz="8" w:space="0" w:color="000000"/>
+            </w:tcBorders>
+            <w:vAlign w:val="center"/>
+          </w:tcPr>
+          <w:p>
+            <w:pPr>
+              <w:keepNext/>
               <w:jc w:val="center"/>
               <w:rPr>
                 <w:sz w:val="24"/>
@@ -4977,17 +5104,18 @@
         </w:tc>
         <w:tc>
           <w:tcPr>
-            <w:tcW w:w="3913" w:type="dxa"/>
-            <w:tcBorders>
-              <w:top w:val="single" w:sz="8" w:space="0" w:color="000000"/>
-              <w:left w:val="single" w:sz="8" w:space="0" w:color="000000"/>
-              <w:bottom w:val="single" w:sz="8" w:space="0" w:color="000000"/>
-              <w:right w:val="single" w:sz="8" w:space="0" w:color="000000"/>
-            </w:tcBorders>
-            <w:vAlign w:val="center"/>
-          </w:tcPr>
-          <w:p>
-            <w:pPr>
+            <w:tcW w:w="2835" w:type="dxa"/>
+            <w:tcBorders>
+              <w:top w:val="single" w:sz="8" w:space="0" w:color="000000"/>
+              <w:left w:val="single" w:sz="8" w:space="0" w:color="000000"/>
+              <w:bottom w:val="single" w:sz="8" w:space="0" w:color="000000"/>
+              <w:right w:val="single" w:sz="8" w:space="0" w:color="000000"/>
+            </w:tcBorders>
+            <w:vAlign w:val="center"/>
+          </w:tcPr>
+          <w:p>
+            <w:pPr>
+              <w:keepNext/>
               <w:jc w:val="center"/>
               <w:rPr>
                 <w:sz w:val="24"/>
@@ -5008,11 +5136,12 @@
       </w:tr>
       <w:tr>
         <w:trPr>
+          <w:cantSplit/>
           <w:jc w:val="center"/>
         </w:trPr>
         <w:tc>
           <w:tcPr>
-            <w:tcW w:w="3367" w:type="dxa"/>
+            <w:tcW w:w="4309" w:type="dxa"/>
             <w:tcBorders>
               <w:top w:val="single" w:sz="8" w:space="0" w:color="000000"/>
               <w:left w:val="single" w:sz="8" w:space="0" w:color="000000"/>
@@ -5040,7 +5169,7 @@
         </w:tc>
         <w:tc>
           <w:tcPr>
-            <w:tcW w:w="2248" w:type="dxa"/>
+            <w:tcW w:w="1927" w:type="dxa"/>
             <w:tcBorders>
               <w:top w:val="single" w:sz="8" w:space="0" w:color="000000"/>
               <w:left w:val="single" w:sz="8" w:space="0" w:color="000000"/>
@@ -5068,18 +5197,18 @@
         </w:tc>
         <w:tc>
           <w:tcPr>
-            <w:tcW w:w="3913" w:type="dxa"/>
-            <w:tcBorders>
-              <w:top w:val="single" w:sz="8" w:space="0" w:color="000000"/>
-              <w:left w:val="single" w:sz="8" w:space="0" w:color="000000"/>
-              <w:bottom w:val="single" w:sz="8" w:space="0" w:color="000000"/>
-              <w:right w:val="single" w:sz="8" w:space="0" w:color="000000"/>
-            </w:tcBorders>
-            <w:vAlign w:val="center"/>
-          </w:tcPr>
-          <w:p>
-            <w:pPr>
-              <w:jc w:val="both"/>
+            <w:tcW w:w="2835" w:type="dxa"/>
+            <w:tcBorders>
+              <w:top w:val="single" w:sz="8" w:space="0" w:color="000000"/>
+              <w:left w:val="single" w:sz="8" w:space="0" w:color="000000"/>
+              <w:bottom w:val="single" w:sz="8" w:space="0" w:color="000000"/>
+              <w:right w:val="single" w:sz="8" w:space="0" w:color="000000"/>
+            </w:tcBorders>
+            <w:vAlign w:val="center"/>
+          </w:tcPr>
+          <w:p>
+            <w:pPr>
+              <w:jc w:val="left"/>
               <w:rPr>
                 <w:sz w:val="24"/>
                 <w:szCs w:val="24"/>
@@ -5098,39 +5227,40 @@
       </w:tr>
       <w:tr>
         <w:trPr>
+          <w:cantSplit/>
           <w:jc w:val="center"/>
         </w:trPr>
         <w:tc>
           <w:tcPr>
-            <w:tcW w:w="3367" w:type="dxa"/>
-            <w:tcBorders>
-              <w:top w:val="single" w:sz="8" w:space="0" w:color="000000"/>
-              <w:left w:val="single" w:sz="8" w:space="0" w:color="000000"/>
-              <w:bottom w:val="single" w:sz="8" w:space="0" w:color="000000"/>
-              <w:right w:val="single" w:sz="8" w:space="0" w:color="000000"/>
-            </w:tcBorders>
-            <w:vAlign w:val="center"/>
-          </w:tcPr>
-          <w:p>
-            <w:pPr>
-              <w:rPr>
-                <w:sz w:val="24"/>
-                <w:szCs w:val="24"/>
-              </w:rPr>
-            </w:pPr>
-            <w:r>
-              <w:rPr>
-                <w:b w:val="0"/>
-                <w:sz w:val="24"/>
-                <w:szCs w:val="24"/>
-              </w:rPr>
-              <w:t>2. Ambil data tiket dari SNX-OPS-FRM-08.</w:t>
-            </w:r>
-          </w:p>
-        </w:tc>
-        <w:tc>
-          <w:tcPr>
-            <w:tcW w:w="2248" w:type="dxa"/>
+            <w:tcW w:w="4309" w:type="dxa"/>
+            <w:tcBorders>
+              <w:top w:val="single" w:sz="8" w:space="0" w:color="000000"/>
+              <w:left w:val="single" w:sz="8" w:space="0" w:color="000000"/>
+              <w:bottom w:val="single" w:sz="8" w:space="0" w:color="000000"/>
+              <w:right w:val="single" w:sz="8" w:space="0" w:color="000000"/>
+            </w:tcBorders>
+            <w:vAlign w:val="center"/>
+          </w:tcPr>
+          <w:p>
+            <w:pPr>
+              <w:rPr>
+                <w:sz w:val="24"/>
+                <w:szCs w:val="24"/>
+              </w:rPr>
+            </w:pPr>
+            <w:r>
+              <w:rPr>
+                <w:b w:val="0"/>
+                <w:sz w:val="24"/>
+                <w:szCs w:val="24"/>
+              </w:rPr>
+              <w:t>2. Ambil data ticket dari SNX-OPS-FRM-08.</w:t>
+            </w:r>
+          </w:p>
+        </w:tc>
+        <w:tc>
+          <w:tcPr>
+            <w:tcW w:w="1927" w:type="dxa"/>
             <w:tcBorders>
               <w:top w:val="single" w:sz="8" w:space="0" w:color="000000"/>
               <w:left w:val="single" w:sz="8" w:space="0" w:color="000000"/>
@@ -5158,41 +5288,42 @@
         </w:tc>
         <w:tc>
           <w:tcPr>
-            <w:tcW w:w="3913" w:type="dxa"/>
-            <w:tcBorders>
-              <w:top w:val="single" w:sz="8" w:space="0" w:color="000000"/>
-              <w:left w:val="single" w:sz="8" w:space="0" w:color="000000"/>
-              <w:bottom w:val="single" w:sz="8" w:space="0" w:color="000000"/>
-              <w:right w:val="single" w:sz="8" w:space="0" w:color="000000"/>
-            </w:tcBorders>
-            <w:vAlign w:val="center"/>
-          </w:tcPr>
-          <w:p>
-            <w:pPr>
-              <w:jc w:val="both"/>
-              <w:rPr>
-                <w:sz w:val="24"/>
-                <w:szCs w:val="24"/>
-              </w:rPr>
-            </w:pPr>
-            <w:r>
-              <w:rPr>
-                <w:b w:val="0"/>
-                <w:sz w:val="24"/>
-                <w:szCs w:val="24"/>
-              </w:rPr>
-              <w:t>Data tiket</w:t>
+            <w:tcW w:w="2835" w:type="dxa"/>
+            <w:tcBorders>
+              <w:top w:val="single" w:sz="8" w:space="0" w:color="000000"/>
+              <w:left w:val="single" w:sz="8" w:space="0" w:color="000000"/>
+              <w:bottom w:val="single" w:sz="8" w:space="0" w:color="000000"/>
+              <w:right w:val="single" w:sz="8" w:space="0" w:color="000000"/>
+            </w:tcBorders>
+            <w:vAlign w:val="center"/>
+          </w:tcPr>
+          <w:p>
+            <w:pPr>
+              <w:jc w:val="left"/>
+              <w:rPr>
+                <w:sz w:val="24"/>
+                <w:szCs w:val="24"/>
+              </w:rPr>
+            </w:pPr>
+            <w:r>
+              <w:rPr>
+                <w:b w:val="0"/>
+                <w:sz w:val="24"/>
+                <w:szCs w:val="24"/>
+              </w:rPr>
+              <w:t>Data ticket</w:t>
             </w:r>
           </w:p>
         </w:tc>
       </w:tr>
       <w:tr>
         <w:trPr>
+          <w:cantSplit/>
           <w:jc w:val="center"/>
         </w:trPr>
         <w:tc>
           <w:tcPr>
-            <w:tcW w:w="3367" w:type="dxa"/>
+            <w:tcW w:w="4309" w:type="dxa"/>
             <w:tcBorders>
               <w:top w:val="single" w:sz="8" w:space="0" w:color="000000"/>
               <w:left w:val="single" w:sz="8" w:space="0" w:color="000000"/>
@@ -5220,7 +5351,7 @@
         </w:tc>
         <w:tc>
           <w:tcPr>
-            <w:tcW w:w="2248" w:type="dxa"/>
+            <w:tcW w:w="1927" w:type="dxa"/>
             <w:tcBorders>
               <w:top w:val="single" w:sz="8" w:space="0" w:color="000000"/>
               <w:left w:val="single" w:sz="8" w:space="0" w:color="000000"/>
@@ -5248,18 +5379,18 @@
         </w:tc>
         <w:tc>
           <w:tcPr>
-            <w:tcW w:w="3913" w:type="dxa"/>
-            <w:tcBorders>
-              <w:top w:val="single" w:sz="8" w:space="0" w:color="000000"/>
-              <w:left w:val="single" w:sz="8" w:space="0" w:color="000000"/>
-              <w:bottom w:val="single" w:sz="8" w:space="0" w:color="000000"/>
-              <w:right w:val="single" w:sz="8" w:space="0" w:color="000000"/>
-            </w:tcBorders>
-            <w:vAlign w:val="center"/>
-          </w:tcPr>
-          <w:p>
-            <w:pPr>
-              <w:jc w:val="both"/>
+            <w:tcW w:w="2835" w:type="dxa"/>
+            <w:tcBorders>
+              <w:top w:val="single" w:sz="8" w:space="0" w:color="000000"/>
+              <w:left w:val="single" w:sz="8" w:space="0" w:color="000000"/>
+              <w:bottom w:val="single" w:sz="8" w:space="0" w:color="000000"/>
+              <w:right w:val="single" w:sz="8" w:space="0" w:color="000000"/>
+            </w:tcBorders>
+            <w:vAlign w:val="center"/>
+          </w:tcPr>
+          <w:p>
+            <w:pPr>
+              <w:jc w:val="left"/>
               <w:rPr>
                 <w:sz w:val="24"/>
                 <w:szCs w:val="24"/>
@@ -5278,11 +5409,12 @@
       </w:tr>
       <w:tr>
         <w:trPr>
+          <w:cantSplit/>
           <w:jc w:val="center"/>
         </w:trPr>
         <w:tc>
           <w:tcPr>
-            <w:tcW w:w="3367" w:type="dxa"/>
+            <w:tcW w:w="4309" w:type="dxa"/>
             <w:tcBorders>
               <w:top w:val="single" w:sz="8" w:space="0" w:color="000000"/>
               <w:left w:val="single" w:sz="8" w:space="0" w:color="000000"/>
@@ -5310,7 +5442,7 @@
         </w:tc>
         <w:tc>
           <w:tcPr>
-            <w:tcW w:w="2248" w:type="dxa"/>
+            <w:tcW w:w="1927" w:type="dxa"/>
             <w:tcBorders>
               <w:top w:val="single" w:sz="8" w:space="0" w:color="000000"/>
               <w:left w:val="single" w:sz="8" w:space="0" w:color="000000"/>
@@ -5338,18 +5470,18 @@
         </w:tc>
         <w:tc>
           <w:tcPr>
-            <w:tcW w:w="3913" w:type="dxa"/>
-            <w:tcBorders>
-              <w:top w:val="single" w:sz="8" w:space="0" w:color="000000"/>
-              <w:left w:val="single" w:sz="8" w:space="0" w:color="000000"/>
-              <w:bottom w:val="single" w:sz="8" w:space="0" w:color="000000"/>
-              <w:right w:val="single" w:sz="8" w:space="0" w:color="000000"/>
-            </w:tcBorders>
-            <w:vAlign w:val="center"/>
-          </w:tcPr>
-          <w:p>
-            <w:pPr>
-              <w:jc w:val="both"/>
+            <w:tcW w:w="2835" w:type="dxa"/>
+            <w:tcBorders>
+              <w:top w:val="single" w:sz="8" w:space="0" w:color="000000"/>
+              <w:left w:val="single" w:sz="8" w:space="0" w:color="000000"/>
+              <w:bottom w:val="single" w:sz="8" w:space="0" w:color="000000"/>
+              <w:right w:val="single" w:sz="8" w:space="0" w:color="000000"/>
+            </w:tcBorders>
+            <w:vAlign w:val="center"/>
+          </w:tcPr>
+          <w:p>
+            <w:pPr>
+              <w:jc w:val="left"/>
               <w:rPr>
                 <w:sz w:val="24"/>
                 <w:szCs w:val="24"/>
@@ -5394,6 +5526,7 @@
     <w:p>
       <w:pPr>
         <w:pStyle w:val="Heading2"/>
+        <w:keepNext/>
         <w:numPr>
           <w:ilvl w:val="1"/>
           <w:numId w:val="7"/>
@@ -5414,27 +5547,30 @@
         <w:tblLook w:val="0400" w:firstRow="0" w:lastRow="0" w:firstColumn="0" w:lastColumn="0" w:noHBand="0" w:noVBand="1"/>
       </w:tblPr>
       <w:tblGrid>
-        <w:gridCol w:w="3367"/>
-        <w:gridCol w:w="2248"/>
-        <w:gridCol w:w="3913"/>
+        <w:gridCol w:w="4309"/>
+        <w:gridCol w:w="1927"/>
+        <w:gridCol w:w="2835"/>
       </w:tblGrid>
       <w:tr>
         <w:trPr>
+          <w:cantSplit/>
+          <w:tblHeader/>
           <w:jc w:val="center"/>
         </w:trPr>
         <w:tc>
           <w:tcPr>
-            <w:tcW w:w="3367" w:type="dxa"/>
-            <w:tcBorders>
-              <w:top w:val="single" w:sz="8" w:space="0" w:color="000000"/>
-              <w:left w:val="single" w:sz="8" w:space="0" w:color="000000"/>
-              <w:bottom w:val="single" w:sz="8" w:space="0" w:color="000000"/>
-              <w:right w:val="single" w:sz="8" w:space="0" w:color="000000"/>
-            </w:tcBorders>
-            <w:vAlign w:val="center"/>
-          </w:tcPr>
-          <w:p>
-            <w:pPr>
+            <w:tcW w:w="4309" w:type="dxa"/>
+            <w:tcBorders>
+              <w:top w:val="single" w:sz="8" w:space="0" w:color="000000"/>
+              <w:left w:val="single" w:sz="8" w:space="0" w:color="000000"/>
+              <w:bottom w:val="single" w:sz="8" w:space="0" w:color="000000"/>
+              <w:right w:val="single" w:sz="8" w:space="0" w:color="000000"/>
+            </w:tcBorders>
+            <w:vAlign w:val="center"/>
+          </w:tcPr>
+          <w:p>
+            <w:pPr>
+              <w:keepNext/>
               <w:jc w:val="center"/>
               <w:rPr>
                 <w:sz w:val="24"/>
@@ -5454,17 +5590,18 @@
         </w:tc>
         <w:tc>
           <w:tcPr>
-            <w:tcW w:w="2248" w:type="dxa"/>
-            <w:tcBorders>
-              <w:top w:val="single" w:sz="8" w:space="0" w:color="000000"/>
-              <w:left w:val="single" w:sz="8" w:space="0" w:color="000000"/>
-              <w:bottom w:val="single" w:sz="8" w:space="0" w:color="000000"/>
-              <w:right w:val="single" w:sz="8" w:space="0" w:color="000000"/>
-            </w:tcBorders>
-            <w:vAlign w:val="center"/>
-          </w:tcPr>
-          <w:p>
-            <w:pPr>
+            <w:tcW w:w="1927" w:type="dxa"/>
+            <w:tcBorders>
+              <w:top w:val="single" w:sz="8" w:space="0" w:color="000000"/>
+              <w:left w:val="single" w:sz="8" w:space="0" w:color="000000"/>
+              <w:bottom w:val="single" w:sz="8" w:space="0" w:color="000000"/>
+              <w:right w:val="single" w:sz="8" w:space="0" w:color="000000"/>
+            </w:tcBorders>
+            <w:vAlign w:val="center"/>
+          </w:tcPr>
+          <w:p>
+            <w:pPr>
+              <w:keepNext/>
               <w:jc w:val="center"/>
               <w:rPr>
                 <w:sz w:val="24"/>
@@ -5484,17 +5621,18 @@
         </w:tc>
         <w:tc>
           <w:tcPr>
-            <w:tcW w:w="3913" w:type="dxa"/>
-            <w:tcBorders>
-              <w:top w:val="single" w:sz="8" w:space="0" w:color="000000"/>
-              <w:left w:val="single" w:sz="8" w:space="0" w:color="000000"/>
-              <w:bottom w:val="single" w:sz="8" w:space="0" w:color="000000"/>
-              <w:right w:val="single" w:sz="8" w:space="0" w:color="000000"/>
-            </w:tcBorders>
-            <w:vAlign w:val="center"/>
-          </w:tcPr>
-          <w:p>
-            <w:pPr>
+            <w:tcW w:w="2835" w:type="dxa"/>
+            <w:tcBorders>
+              <w:top w:val="single" w:sz="8" w:space="0" w:color="000000"/>
+              <w:left w:val="single" w:sz="8" w:space="0" w:color="000000"/>
+              <w:bottom w:val="single" w:sz="8" w:space="0" w:color="000000"/>
+              <w:right w:val="single" w:sz="8" w:space="0" w:color="000000"/>
+            </w:tcBorders>
+            <w:vAlign w:val="center"/>
+          </w:tcPr>
+          <w:p>
+            <w:pPr>
+              <w:keepNext/>
               <w:jc w:val="center"/>
               <w:rPr>
                 <w:sz w:val="24"/>
@@ -5515,11 +5653,12 @@
       </w:tr>
       <w:tr>
         <w:trPr>
+          <w:cantSplit/>
           <w:jc w:val="center"/>
         </w:trPr>
         <w:tc>
           <w:tcPr>
-            <w:tcW w:w="3367" w:type="dxa"/>
+            <w:tcW w:w="4309" w:type="dxa"/>
             <w:tcBorders>
               <w:top w:val="single" w:sz="8" w:space="0" w:color="000000"/>
               <w:left w:val="single" w:sz="8" w:space="0" w:color="000000"/>
@@ -5547,7 +5686,7 @@
         </w:tc>
         <w:tc>
           <w:tcPr>
-            <w:tcW w:w="2248" w:type="dxa"/>
+            <w:tcW w:w="1927" w:type="dxa"/>
             <w:tcBorders>
               <w:top w:val="single" w:sz="8" w:space="0" w:color="000000"/>
               <w:left w:val="single" w:sz="8" w:space="0" w:color="000000"/>
@@ -5575,18 +5714,18 @@
         </w:tc>
         <w:tc>
           <w:tcPr>
-            <w:tcW w:w="3913" w:type="dxa"/>
-            <w:tcBorders>
-              <w:top w:val="single" w:sz="8" w:space="0" w:color="000000"/>
-              <w:left w:val="single" w:sz="8" w:space="0" w:color="000000"/>
-              <w:bottom w:val="single" w:sz="8" w:space="0" w:color="000000"/>
-              <w:right w:val="single" w:sz="8" w:space="0" w:color="000000"/>
-            </w:tcBorders>
-            <w:vAlign w:val="center"/>
-          </w:tcPr>
-          <w:p>
-            <w:pPr>
-              <w:jc w:val="both"/>
+            <w:tcW w:w="2835" w:type="dxa"/>
+            <w:tcBorders>
+              <w:top w:val="single" w:sz="8" w:space="0" w:color="000000"/>
+              <w:left w:val="single" w:sz="8" w:space="0" w:color="000000"/>
+              <w:bottom w:val="single" w:sz="8" w:space="0" w:color="000000"/>
+              <w:right w:val="single" w:sz="8" w:space="0" w:color="000000"/>
+            </w:tcBorders>
+            <w:vAlign w:val="center"/>
+          </w:tcPr>
+          <w:p>
+            <w:pPr>
+              <w:jc w:val="left"/>
               <w:rPr>
                 <w:sz w:val="24"/>
                 <w:szCs w:val="24"/>
@@ -5605,39 +5744,40 @@
       </w:tr>
       <w:tr>
         <w:trPr>
+          <w:cantSplit/>
           <w:jc w:val="center"/>
         </w:trPr>
         <w:tc>
           <w:tcPr>
-            <w:tcW w:w="3367" w:type="dxa"/>
-            <w:tcBorders>
-              <w:top w:val="single" w:sz="8" w:space="0" w:color="000000"/>
-              <w:left w:val="single" w:sz="8" w:space="0" w:color="000000"/>
-              <w:bottom w:val="single" w:sz="8" w:space="0" w:color="000000"/>
-              <w:right w:val="single" w:sz="8" w:space="0" w:color="000000"/>
-            </w:tcBorders>
-            <w:vAlign w:val="center"/>
-          </w:tcPr>
-          <w:p>
-            <w:pPr>
-              <w:rPr>
-                <w:sz w:val="24"/>
-                <w:szCs w:val="24"/>
-              </w:rPr>
-            </w:pPr>
-            <w:r>
-              <w:rPr>
-                <w:b w:val="0"/>
-                <w:sz w:val="24"/>
-                <w:szCs w:val="24"/>
-              </w:rPr>
-              <w:t>2. Isi data respon tiket dari ringkasan SNX-OPS-FRM-08 ke sheet Laporan Bulanan.</w:t>
-            </w:r>
-          </w:p>
-        </w:tc>
-        <w:tc>
-          <w:tcPr>
-            <w:tcW w:w="2248" w:type="dxa"/>
+            <w:tcW w:w="4309" w:type="dxa"/>
+            <w:tcBorders>
+              <w:top w:val="single" w:sz="8" w:space="0" w:color="000000"/>
+              <w:left w:val="single" w:sz="8" w:space="0" w:color="000000"/>
+              <w:bottom w:val="single" w:sz="8" w:space="0" w:color="000000"/>
+              <w:right w:val="single" w:sz="8" w:space="0" w:color="000000"/>
+            </w:tcBorders>
+            <w:vAlign w:val="center"/>
+          </w:tcPr>
+          <w:p>
+            <w:pPr>
+              <w:rPr>
+                <w:sz w:val="24"/>
+                <w:szCs w:val="24"/>
+              </w:rPr>
+            </w:pPr>
+            <w:r>
+              <w:rPr>
+                <w:b w:val="0"/>
+                <w:sz w:val="24"/>
+                <w:szCs w:val="24"/>
+              </w:rPr>
+              <w:t>2. Isi data respons ticket dari ringkasan SNX-OPS-FRM-08 ke sheet Laporan Bulanan.</w:t>
+            </w:r>
+          </w:p>
+        </w:tc>
+        <w:tc>
+          <w:tcPr>
+            <w:tcW w:w="1927" w:type="dxa"/>
             <w:tcBorders>
               <w:top w:val="single" w:sz="8" w:space="0" w:color="000000"/>
               <w:left w:val="single" w:sz="8" w:space="0" w:color="000000"/>
@@ -5665,41 +5805,42 @@
         </w:tc>
         <w:tc>
           <w:tcPr>
-            <w:tcW w:w="3913" w:type="dxa"/>
-            <w:tcBorders>
-              <w:top w:val="single" w:sz="8" w:space="0" w:color="000000"/>
-              <w:left w:val="single" w:sz="8" w:space="0" w:color="000000"/>
-              <w:bottom w:val="single" w:sz="8" w:space="0" w:color="000000"/>
-              <w:right w:val="single" w:sz="8" w:space="0" w:color="000000"/>
-            </w:tcBorders>
-            <w:vAlign w:val="center"/>
-          </w:tcPr>
-          <w:p>
-            <w:pPr>
-              <w:jc w:val="both"/>
-              <w:rPr>
-                <w:sz w:val="24"/>
-                <w:szCs w:val="24"/>
-              </w:rPr>
-            </w:pPr>
-            <w:r>
-              <w:rPr>
-                <w:b w:val="0"/>
-                <w:sz w:val="24"/>
-                <w:szCs w:val="24"/>
-              </w:rPr>
-              <w:t>Data respon tiket di Laporan Bulanan</w:t>
+            <w:tcW w:w="2835" w:type="dxa"/>
+            <w:tcBorders>
+              <w:top w:val="single" w:sz="8" w:space="0" w:color="000000"/>
+              <w:left w:val="single" w:sz="8" w:space="0" w:color="000000"/>
+              <w:bottom w:val="single" w:sz="8" w:space="0" w:color="000000"/>
+              <w:right w:val="single" w:sz="8" w:space="0" w:color="000000"/>
+            </w:tcBorders>
+            <w:vAlign w:val="center"/>
+          </w:tcPr>
+          <w:p>
+            <w:pPr>
+              <w:jc w:val="left"/>
+              <w:rPr>
+                <w:sz w:val="24"/>
+                <w:szCs w:val="24"/>
+              </w:rPr>
+            </w:pPr>
+            <w:r>
+              <w:rPr>
+                <w:b w:val="0"/>
+                <w:sz w:val="24"/>
+                <w:szCs w:val="24"/>
+              </w:rPr>
+              <w:t>Data respons ticket di Laporan Bulanan</w:t>
             </w:r>
           </w:p>
         </w:tc>
       </w:tr>
       <w:tr>
         <w:trPr>
+          <w:cantSplit/>
           <w:jc w:val="center"/>
         </w:trPr>
         <w:tc>
           <w:tcPr>
-            <w:tcW w:w="3367" w:type="dxa"/>
+            <w:tcW w:w="4309" w:type="dxa"/>
             <w:tcBorders>
               <w:top w:val="single" w:sz="8" w:space="0" w:color="000000"/>
               <w:left w:val="single" w:sz="8" w:space="0" w:color="000000"/>
@@ -5727,7 +5868,7 @@
         </w:tc>
         <w:tc>
           <w:tcPr>
-            <w:tcW w:w="2248" w:type="dxa"/>
+            <w:tcW w:w="1927" w:type="dxa"/>
             <w:tcBorders>
               <w:top w:val="single" w:sz="8" w:space="0" w:color="000000"/>
               <w:left w:val="single" w:sz="8" w:space="0" w:color="000000"/>
@@ -5755,18 +5896,18 @@
         </w:tc>
         <w:tc>
           <w:tcPr>
-            <w:tcW w:w="3913" w:type="dxa"/>
-            <w:tcBorders>
-              <w:top w:val="single" w:sz="8" w:space="0" w:color="000000"/>
-              <w:left w:val="single" w:sz="8" w:space="0" w:color="000000"/>
-              <w:bottom w:val="single" w:sz="8" w:space="0" w:color="000000"/>
-              <w:right w:val="single" w:sz="8" w:space="0" w:color="000000"/>
-            </w:tcBorders>
-            <w:vAlign w:val="center"/>
-          </w:tcPr>
-          <w:p>
-            <w:pPr>
-              <w:jc w:val="both"/>
+            <w:tcW w:w="2835" w:type="dxa"/>
+            <w:tcBorders>
+              <w:top w:val="single" w:sz="8" w:space="0" w:color="000000"/>
+              <w:left w:val="single" w:sz="8" w:space="0" w:color="000000"/>
+              <w:bottom w:val="single" w:sz="8" w:space="0" w:color="000000"/>
+              <w:right w:val="single" w:sz="8" w:space="0" w:color="000000"/>
+            </w:tcBorders>
+            <w:vAlign w:val="center"/>
+          </w:tcPr>
+          <w:p>
+            <w:pPr>
+              <w:jc w:val="left"/>
               <w:rPr>
                 <w:sz w:val="24"/>
                 <w:szCs w:val="24"/>
@@ -5811,6 +5952,7 @@
     <w:p>
       <w:pPr>
         <w:pStyle w:val="Heading2"/>
+        <w:keepNext/>
         <w:numPr>
           <w:ilvl w:val="1"/>
           <w:numId w:val="7"/>
@@ -5831,27 +5973,30 @@
         <w:tblLook w:val="0400" w:firstRow="0" w:lastRow="0" w:firstColumn="0" w:lastColumn="0" w:noHBand="0" w:noVBand="1"/>
       </w:tblPr>
       <w:tblGrid>
-        <w:gridCol w:w="3367"/>
-        <w:gridCol w:w="2248"/>
-        <w:gridCol w:w="3913"/>
+        <w:gridCol w:w="4309"/>
+        <w:gridCol w:w="1927"/>
+        <w:gridCol w:w="2835"/>
       </w:tblGrid>
       <w:tr>
         <w:trPr>
+          <w:cantSplit/>
+          <w:tblHeader/>
           <w:jc w:val="center"/>
         </w:trPr>
         <w:tc>
           <w:tcPr>
-            <w:tcW w:w="3367" w:type="dxa"/>
-            <w:tcBorders>
-              <w:top w:val="single" w:sz="8" w:space="0" w:color="000000"/>
-              <w:left w:val="single" w:sz="8" w:space="0" w:color="000000"/>
-              <w:bottom w:val="single" w:sz="8" w:space="0" w:color="000000"/>
-              <w:right w:val="single" w:sz="8" w:space="0" w:color="000000"/>
-            </w:tcBorders>
-            <w:vAlign w:val="center"/>
-          </w:tcPr>
-          <w:p>
-            <w:pPr>
+            <w:tcW w:w="4309" w:type="dxa"/>
+            <w:tcBorders>
+              <w:top w:val="single" w:sz="8" w:space="0" w:color="000000"/>
+              <w:left w:val="single" w:sz="8" w:space="0" w:color="000000"/>
+              <w:bottom w:val="single" w:sz="8" w:space="0" w:color="000000"/>
+              <w:right w:val="single" w:sz="8" w:space="0" w:color="000000"/>
+            </w:tcBorders>
+            <w:vAlign w:val="center"/>
+          </w:tcPr>
+          <w:p>
+            <w:pPr>
+              <w:keepNext/>
               <w:jc w:val="center"/>
               <w:rPr>
                 <w:sz w:val="24"/>
@@ -5871,17 +6016,18 @@
         </w:tc>
         <w:tc>
           <w:tcPr>
-            <w:tcW w:w="2248" w:type="dxa"/>
-            <w:tcBorders>
-              <w:top w:val="single" w:sz="8" w:space="0" w:color="000000"/>
-              <w:left w:val="single" w:sz="8" w:space="0" w:color="000000"/>
-              <w:bottom w:val="single" w:sz="8" w:space="0" w:color="000000"/>
-              <w:right w:val="single" w:sz="8" w:space="0" w:color="000000"/>
-            </w:tcBorders>
-            <w:vAlign w:val="center"/>
-          </w:tcPr>
-          <w:p>
-            <w:pPr>
+            <w:tcW w:w="1927" w:type="dxa"/>
+            <w:tcBorders>
+              <w:top w:val="single" w:sz="8" w:space="0" w:color="000000"/>
+              <w:left w:val="single" w:sz="8" w:space="0" w:color="000000"/>
+              <w:bottom w:val="single" w:sz="8" w:space="0" w:color="000000"/>
+              <w:right w:val="single" w:sz="8" w:space="0" w:color="000000"/>
+            </w:tcBorders>
+            <w:vAlign w:val="center"/>
+          </w:tcPr>
+          <w:p>
+            <w:pPr>
+              <w:keepNext/>
               <w:jc w:val="center"/>
               <w:rPr>
                 <w:sz w:val="24"/>
@@ -5901,17 +6047,18 @@
         </w:tc>
         <w:tc>
           <w:tcPr>
-            <w:tcW w:w="3913" w:type="dxa"/>
-            <w:tcBorders>
-              <w:top w:val="single" w:sz="8" w:space="0" w:color="000000"/>
-              <w:left w:val="single" w:sz="8" w:space="0" w:color="000000"/>
-              <w:bottom w:val="single" w:sz="8" w:space="0" w:color="000000"/>
-              <w:right w:val="single" w:sz="8" w:space="0" w:color="000000"/>
-            </w:tcBorders>
-            <w:vAlign w:val="center"/>
-          </w:tcPr>
-          <w:p>
-            <w:pPr>
+            <w:tcW w:w="2835" w:type="dxa"/>
+            <w:tcBorders>
+              <w:top w:val="single" w:sz="8" w:space="0" w:color="000000"/>
+              <w:left w:val="single" w:sz="8" w:space="0" w:color="000000"/>
+              <w:bottom w:val="single" w:sz="8" w:space="0" w:color="000000"/>
+              <w:right w:val="single" w:sz="8" w:space="0" w:color="000000"/>
+            </w:tcBorders>
+            <w:vAlign w:val="center"/>
+          </w:tcPr>
+          <w:p>
+            <w:pPr>
+              <w:keepNext/>
               <w:jc w:val="center"/>
               <w:rPr>
                 <w:sz w:val="24"/>
@@ -5932,11 +6079,12 @@
       </w:tr>
       <w:tr>
         <w:trPr>
+          <w:cantSplit/>
           <w:jc w:val="center"/>
         </w:trPr>
         <w:tc>
           <w:tcPr>
-            <w:tcW w:w="3367" w:type="dxa"/>
+            <w:tcW w:w="4309" w:type="dxa"/>
             <w:tcBorders>
               <w:top w:val="single" w:sz="8" w:space="0" w:color="000000"/>
               <w:left w:val="single" w:sz="8" w:space="0" w:color="000000"/>
@@ -5964,7 +6112,7 @@
         </w:tc>
         <w:tc>
           <w:tcPr>
-            <w:tcW w:w="2248" w:type="dxa"/>
+            <w:tcW w:w="1927" w:type="dxa"/>
             <w:tcBorders>
               <w:top w:val="single" w:sz="8" w:space="0" w:color="000000"/>
               <w:left w:val="single" w:sz="8" w:space="0" w:color="000000"/>
@@ -5992,18 +6140,18 @@
         </w:tc>
         <w:tc>
           <w:tcPr>
-            <w:tcW w:w="3913" w:type="dxa"/>
-            <w:tcBorders>
-              <w:top w:val="single" w:sz="8" w:space="0" w:color="000000"/>
-              <w:left w:val="single" w:sz="8" w:space="0" w:color="000000"/>
-              <w:bottom w:val="single" w:sz="8" w:space="0" w:color="000000"/>
-              <w:right w:val="single" w:sz="8" w:space="0" w:color="000000"/>
-            </w:tcBorders>
-            <w:vAlign w:val="center"/>
-          </w:tcPr>
-          <w:p>
-            <w:pPr>
-              <w:jc w:val="both"/>
+            <w:tcW w:w="2835" w:type="dxa"/>
+            <w:tcBorders>
+              <w:top w:val="single" w:sz="8" w:space="0" w:color="000000"/>
+              <w:left w:val="single" w:sz="8" w:space="0" w:color="000000"/>
+              <w:bottom w:val="single" w:sz="8" w:space="0" w:color="000000"/>
+              <w:right w:val="single" w:sz="8" w:space="0" w:color="000000"/>
+            </w:tcBorders>
+            <w:vAlign w:val="center"/>
+          </w:tcPr>
+          <w:p>
+            <w:pPr>
+              <w:jc w:val="left"/>
               <w:rPr>
                 <w:sz w:val="24"/>
                 <w:szCs w:val="24"/>
@@ -6022,39 +6170,40 @@
       </w:tr>
       <w:tr>
         <w:trPr>
+          <w:cantSplit/>
           <w:jc w:val="center"/>
         </w:trPr>
         <w:tc>
           <w:tcPr>
-            <w:tcW w:w="3367" w:type="dxa"/>
-            <w:tcBorders>
-              <w:top w:val="single" w:sz="8" w:space="0" w:color="000000"/>
-              <w:left w:val="single" w:sz="8" w:space="0" w:color="000000"/>
-              <w:bottom w:val="single" w:sz="8" w:space="0" w:color="000000"/>
-              <w:right w:val="single" w:sz="8" w:space="0" w:color="000000"/>
-            </w:tcBorders>
-            <w:vAlign w:val="center"/>
-          </w:tcPr>
-          <w:p>
-            <w:pPr>
-              <w:rPr>
-                <w:sz w:val="24"/>
-                <w:szCs w:val="24"/>
-              </w:rPr>
-            </w:pPr>
-            <w:r>
-              <w:rPr>
-                <w:b w:val="0"/>
-                <w:sz w:val="24"/>
-                <w:szCs w:val="24"/>
-              </w:rPr>
-              <w:t>2. Beri tahu Service Delivery Manager dan Head of Operation bila downtime yang dihitung melewati ambang peringatan dini di bagian 8.</w:t>
-            </w:r>
-          </w:p>
-        </w:tc>
-        <w:tc>
-          <w:tcPr>
-            <w:tcW w:w="2248" w:type="dxa"/>
+            <w:tcW w:w="4309" w:type="dxa"/>
+            <w:tcBorders>
+              <w:top w:val="single" w:sz="8" w:space="0" w:color="000000"/>
+              <w:left w:val="single" w:sz="8" w:space="0" w:color="000000"/>
+              <w:bottom w:val="single" w:sz="8" w:space="0" w:color="000000"/>
+              <w:right w:val="single" w:sz="8" w:space="0" w:color="000000"/>
+            </w:tcBorders>
+            <w:vAlign w:val="center"/>
+          </w:tcPr>
+          <w:p>
+            <w:pPr>
+              <w:rPr>
+                <w:sz w:val="24"/>
+                <w:szCs w:val="24"/>
+              </w:rPr>
+            </w:pPr>
+            <w:r>
+              <w:rPr>
+                <w:b w:val="0"/>
+                <w:sz w:val="24"/>
+                <w:szCs w:val="24"/>
+              </w:rPr>
+              <w:t>2. Beri tahu Service Delivery Manager dan Head of Operation jika downtime yang dihitung melewati ambang peringatan dini di bagian 8.</w:t>
+            </w:r>
+          </w:p>
+        </w:tc>
+        <w:tc>
+          <w:tcPr>
+            <w:tcW w:w="1927" w:type="dxa"/>
             <w:tcBorders>
               <w:top w:val="single" w:sz="8" w:space="0" w:color="000000"/>
               <w:left w:val="single" w:sz="8" w:space="0" w:color="000000"/>
@@ -6082,18 +6231,18 @@
         </w:tc>
         <w:tc>
           <w:tcPr>
-            <w:tcW w:w="3913" w:type="dxa"/>
-            <w:tcBorders>
-              <w:top w:val="single" w:sz="8" w:space="0" w:color="000000"/>
-              <w:left w:val="single" w:sz="8" w:space="0" w:color="000000"/>
-              <w:bottom w:val="single" w:sz="8" w:space="0" w:color="000000"/>
-              <w:right w:val="single" w:sz="8" w:space="0" w:color="000000"/>
-            </w:tcBorders>
-            <w:vAlign w:val="center"/>
-          </w:tcPr>
-          <w:p>
-            <w:pPr>
-              <w:jc w:val="both"/>
+            <w:tcW w:w="2835" w:type="dxa"/>
+            <w:tcBorders>
+              <w:top w:val="single" w:sz="8" w:space="0" w:color="000000"/>
+              <w:left w:val="single" w:sz="8" w:space="0" w:color="000000"/>
+              <w:bottom w:val="single" w:sz="8" w:space="0" w:color="000000"/>
+              <w:right w:val="single" w:sz="8" w:space="0" w:color="000000"/>
+            </w:tcBorders>
+            <w:vAlign w:val="center"/>
+          </w:tcPr>
+          <w:p>
+            <w:pPr>
+              <w:jc w:val="left"/>
               <w:rPr>
                 <w:sz w:val="24"/>
                 <w:szCs w:val="24"/>
@@ -6112,11 +6261,12 @@
       </w:tr>
       <w:tr>
         <w:trPr>
+          <w:cantSplit/>
           <w:jc w:val="center"/>
         </w:trPr>
         <w:tc>
           <w:tcPr>
-            <w:tcW w:w="3367" w:type="dxa"/>
+            <w:tcW w:w="4309" w:type="dxa"/>
             <w:tcBorders>
               <w:top w:val="single" w:sz="8" w:space="0" w:color="000000"/>
               <w:left w:val="single" w:sz="8" w:space="0" w:color="000000"/>
@@ -6144,7 +6294,7 @@
         </w:tc>
         <w:tc>
           <w:tcPr>
-            <w:tcW w:w="2248" w:type="dxa"/>
+            <w:tcW w:w="1927" w:type="dxa"/>
             <w:tcBorders>
               <w:top w:val="single" w:sz="8" w:space="0" w:color="000000"/>
               <w:left w:val="single" w:sz="8" w:space="0" w:color="000000"/>
@@ -6172,30 +6322,30 @@
         </w:tc>
         <w:tc>
           <w:tcPr>
-            <w:tcW w:w="3913" w:type="dxa"/>
-            <w:tcBorders>
-              <w:top w:val="single" w:sz="8" w:space="0" w:color="000000"/>
-              <w:left w:val="single" w:sz="8" w:space="0" w:color="000000"/>
-              <w:bottom w:val="single" w:sz="8" w:space="0" w:color="000000"/>
-              <w:right w:val="single" w:sz="8" w:space="0" w:color="000000"/>
-            </w:tcBorders>
-            <w:vAlign w:val="center"/>
-          </w:tcPr>
-          <w:p>
-            <w:pPr>
-              <w:jc w:val="both"/>
-              <w:rPr>
-                <w:sz w:val="24"/>
-                <w:szCs w:val="24"/>
-              </w:rPr>
-            </w:pPr>
-            <w:r>
-              <w:rPr>
-                <w:b w:val="0"/>
-                <w:sz w:val="24"/>
-                <w:szCs w:val="24"/>
-              </w:rPr>
-              <w:t>Hasil tinjauan ulang change non-darurat</w:t>
+            <w:tcW w:w="2835" w:type="dxa"/>
+            <w:tcBorders>
+              <w:top w:val="single" w:sz="8" w:space="0" w:color="000000"/>
+              <w:left w:val="single" w:sz="8" w:space="0" w:color="000000"/>
+              <w:bottom w:val="single" w:sz="8" w:space="0" w:color="000000"/>
+              <w:right w:val="single" w:sz="8" w:space="0" w:color="000000"/>
+            </w:tcBorders>
+            <w:vAlign w:val="center"/>
+          </w:tcPr>
+          <w:p>
+            <w:pPr>
+              <w:jc w:val="left"/>
+              <w:rPr>
+                <w:sz w:val="24"/>
+                <w:szCs w:val="24"/>
+              </w:rPr>
+            </w:pPr>
+            <w:r>
+              <w:rPr>
+                <w:b w:val="0"/>
+                <w:sz w:val="24"/>
+                <w:szCs w:val="24"/>
+              </w:rPr>
+              <w:t>Hasil review ulang change non-darurat</w:t>
             </w:r>
           </w:p>
         </w:tc>
@@ -6228,6 +6378,7 @@
     <w:p>
       <w:pPr>
         <w:pStyle w:val="Heading2"/>
+        <w:keepNext/>
         <w:numPr>
           <w:ilvl w:val="1"/>
           <w:numId w:val="7"/>
@@ -6248,27 +6399,30 @@
         <w:tblLook w:val="0400" w:firstRow="0" w:lastRow="0" w:firstColumn="0" w:lastColumn="0" w:noHBand="0" w:noVBand="1"/>
       </w:tblPr>
       <w:tblGrid>
-        <w:gridCol w:w="3367"/>
-        <w:gridCol w:w="2248"/>
-        <w:gridCol w:w="3913"/>
+        <w:gridCol w:w="4309"/>
+        <w:gridCol w:w="1927"/>
+        <w:gridCol w:w="2835"/>
       </w:tblGrid>
       <w:tr>
         <w:trPr>
+          <w:cantSplit/>
+          <w:tblHeader/>
           <w:jc w:val="center"/>
         </w:trPr>
         <w:tc>
           <w:tcPr>
-            <w:tcW w:w="3367" w:type="dxa"/>
-            <w:tcBorders>
-              <w:top w:val="single" w:sz="8" w:space="0" w:color="000000"/>
-              <w:left w:val="single" w:sz="8" w:space="0" w:color="000000"/>
-              <w:bottom w:val="single" w:sz="8" w:space="0" w:color="000000"/>
-              <w:right w:val="single" w:sz="8" w:space="0" w:color="000000"/>
-            </w:tcBorders>
-            <w:vAlign w:val="center"/>
-          </w:tcPr>
-          <w:p>
-            <w:pPr>
+            <w:tcW w:w="4309" w:type="dxa"/>
+            <w:tcBorders>
+              <w:top w:val="single" w:sz="8" w:space="0" w:color="000000"/>
+              <w:left w:val="single" w:sz="8" w:space="0" w:color="000000"/>
+              <w:bottom w:val="single" w:sz="8" w:space="0" w:color="000000"/>
+              <w:right w:val="single" w:sz="8" w:space="0" w:color="000000"/>
+            </w:tcBorders>
+            <w:vAlign w:val="center"/>
+          </w:tcPr>
+          <w:p>
+            <w:pPr>
+              <w:keepNext/>
               <w:jc w:val="center"/>
               <w:rPr>
                 <w:sz w:val="24"/>
@@ -6288,17 +6442,18 @@
         </w:tc>
         <w:tc>
           <w:tcPr>
-            <w:tcW w:w="2248" w:type="dxa"/>
-            <w:tcBorders>
-              <w:top w:val="single" w:sz="8" w:space="0" w:color="000000"/>
-              <w:left w:val="single" w:sz="8" w:space="0" w:color="000000"/>
-              <w:bottom w:val="single" w:sz="8" w:space="0" w:color="000000"/>
-              <w:right w:val="single" w:sz="8" w:space="0" w:color="000000"/>
-            </w:tcBorders>
-            <w:vAlign w:val="center"/>
-          </w:tcPr>
-          <w:p>
-            <w:pPr>
+            <w:tcW w:w="1927" w:type="dxa"/>
+            <w:tcBorders>
+              <w:top w:val="single" w:sz="8" w:space="0" w:color="000000"/>
+              <w:left w:val="single" w:sz="8" w:space="0" w:color="000000"/>
+              <w:bottom w:val="single" w:sz="8" w:space="0" w:color="000000"/>
+              <w:right w:val="single" w:sz="8" w:space="0" w:color="000000"/>
+            </w:tcBorders>
+            <w:vAlign w:val="center"/>
+          </w:tcPr>
+          <w:p>
+            <w:pPr>
+              <w:keepNext/>
               <w:jc w:val="center"/>
               <w:rPr>
                 <w:sz w:val="24"/>
@@ -6318,17 +6473,18 @@
         </w:tc>
         <w:tc>
           <w:tcPr>
-            <w:tcW w:w="3913" w:type="dxa"/>
-            <w:tcBorders>
-              <w:top w:val="single" w:sz="8" w:space="0" w:color="000000"/>
-              <w:left w:val="single" w:sz="8" w:space="0" w:color="000000"/>
-              <w:bottom w:val="single" w:sz="8" w:space="0" w:color="000000"/>
-              <w:right w:val="single" w:sz="8" w:space="0" w:color="000000"/>
-            </w:tcBorders>
-            <w:vAlign w:val="center"/>
-          </w:tcPr>
-          <w:p>
-            <w:pPr>
+            <w:tcW w:w="2835" w:type="dxa"/>
+            <w:tcBorders>
+              <w:top w:val="single" w:sz="8" w:space="0" w:color="000000"/>
+              <w:left w:val="single" w:sz="8" w:space="0" w:color="000000"/>
+              <w:bottom w:val="single" w:sz="8" w:space="0" w:color="000000"/>
+              <w:right w:val="single" w:sz="8" w:space="0" w:color="000000"/>
+            </w:tcBorders>
+            <w:vAlign w:val="center"/>
+          </w:tcPr>
+          <w:p>
+            <w:pPr>
+              <w:keepNext/>
               <w:jc w:val="center"/>
               <w:rPr>
                 <w:sz w:val="24"/>
@@ -6349,11 +6505,12 @@
       </w:tr>
       <w:tr>
         <w:trPr>
+          <w:cantSplit/>
           <w:jc w:val="center"/>
         </w:trPr>
         <w:tc>
           <w:tcPr>
-            <w:tcW w:w="3367" w:type="dxa"/>
+            <w:tcW w:w="4309" w:type="dxa"/>
             <w:tcBorders>
               <w:top w:val="single" w:sz="8" w:space="0" w:color="000000"/>
               <w:left w:val="single" w:sz="8" w:space="0" w:color="000000"/>
@@ -6381,7 +6538,7 @@
         </w:tc>
         <w:tc>
           <w:tcPr>
-            <w:tcW w:w="2248" w:type="dxa"/>
+            <w:tcW w:w="1927" w:type="dxa"/>
             <w:tcBorders>
               <w:top w:val="single" w:sz="8" w:space="0" w:color="000000"/>
               <w:left w:val="single" w:sz="8" w:space="0" w:color="000000"/>
@@ -6409,18 +6566,18 @@
         </w:tc>
         <w:tc>
           <w:tcPr>
-            <w:tcW w:w="3913" w:type="dxa"/>
-            <w:tcBorders>
-              <w:top w:val="single" w:sz="8" w:space="0" w:color="000000"/>
-              <w:left w:val="single" w:sz="8" w:space="0" w:color="000000"/>
-              <w:bottom w:val="single" w:sz="8" w:space="0" w:color="000000"/>
-              <w:right w:val="single" w:sz="8" w:space="0" w:color="000000"/>
-            </w:tcBorders>
-            <w:vAlign w:val="center"/>
-          </w:tcPr>
-          <w:p>
-            <w:pPr>
-              <w:jc w:val="both"/>
+            <w:tcW w:w="2835" w:type="dxa"/>
+            <w:tcBorders>
+              <w:top w:val="single" w:sz="8" w:space="0" w:color="000000"/>
+              <w:left w:val="single" w:sz="8" w:space="0" w:color="000000"/>
+              <w:bottom w:val="single" w:sz="8" w:space="0" w:color="000000"/>
+              <w:right w:val="single" w:sz="8" w:space="0" w:color="000000"/>
+            </w:tcBorders>
+            <w:vAlign w:val="center"/>
+          </w:tcPr>
+          <w:p>
+            <w:pPr>
+              <w:jc w:val="left"/>
               <w:rPr>
                 <w:sz w:val="24"/>
                 <w:szCs w:val="24"/>
@@ -6439,11 +6596,12 @@
       </w:tr>
       <w:tr>
         <w:trPr>
+          <w:cantSplit/>
           <w:jc w:val="center"/>
         </w:trPr>
         <w:tc>
           <w:tcPr>
-            <w:tcW w:w="3367" w:type="dxa"/>
+            <w:tcW w:w="4309" w:type="dxa"/>
             <w:tcBorders>
               <w:top w:val="single" w:sz="8" w:space="0" w:color="000000"/>
               <w:left w:val="single" w:sz="8" w:space="0" w:color="000000"/>
@@ -6471,7 +6629,7 @@
         </w:tc>
         <w:tc>
           <w:tcPr>
-            <w:tcW w:w="2248" w:type="dxa"/>
+            <w:tcW w:w="1927" w:type="dxa"/>
             <w:tcBorders>
               <w:top w:val="single" w:sz="8" w:space="0" w:color="000000"/>
               <w:left w:val="single" w:sz="8" w:space="0" w:color="000000"/>
@@ -6499,18 +6657,18 @@
         </w:tc>
         <w:tc>
           <w:tcPr>
-            <w:tcW w:w="3913" w:type="dxa"/>
-            <w:tcBorders>
-              <w:top w:val="single" w:sz="8" w:space="0" w:color="000000"/>
-              <w:left w:val="single" w:sz="8" w:space="0" w:color="000000"/>
-              <w:bottom w:val="single" w:sz="8" w:space="0" w:color="000000"/>
-              <w:right w:val="single" w:sz="8" w:space="0" w:color="000000"/>
-            </w:tcBorders>
-            <w:vAlign w:val="center"/>
-          </w:tcPr>
-          <w:p>
-            <w:pPr>
-              <w:jc w:val="both"/>
+            <w:tcW w:w="2835" w:type="dxa"/>
+            <w:tcBorders>
+              <w:top w:val="single" w:sz="8" w:space="0" w:color="000000"/>
+              <w:left w:val="single" w:sz="8" w:space="0" w:color="000000"/>
+              <w:bottom w:val="single" w:sz="8" w:space="0" w:color="000000"/>
+              <w:right w:val="single" w:sz="8" w:space="0" w:color="000000"/>
+            </w:tcBorders>
+            <w:vAlign w:val="center"/>
+          </w:tcPr>
+          <w:p>
+            <w:pPr>
+              <w:jc w:val="left"/>
               <w:rPr>
                 <w:sz w:val="24"/>
                 <w:szCs w:val="24"/>
@@ -6529,11 +6687,12 @@
       </w:tr>
       <w:tr>
         <w:trPr>
+          <w:cantSplit/>
           <w:jc w:val="center"/>
         </w:trPr>
         <w:tc>
           <w:tcPr>
-            <w:tcW w:w="3367" w:type="dxa"/>
+            <w:tcW w:w="4309" w:type="dxa"/>
             <w:tcBorders>
               <w:top w:val="single" w:sz="8" w:space="0" w:color="000000"/>
               <w:left w:val="single" w:sz="8" w:space="0" w:color="000000"/>
@@ -6561,7 +6720,7 @@
         </w:tc>
         <w:tc>
           <w:tcPr>
-            <w:tcW w:w="2248" w:type="dxa"/>
+            <w:tcW w:w="1927" w:type="dxa"/>
             <w:tcBorders>
               <w:top w:val="single" w:sz="8" w:space="0" w:color="000000"/>
               <w:left w:val="single" w:sz="8" w:space="0" w:color="000000"/>
@@ -6589,18 +6748,18 @@
         </w:tc>
         <w:tc>
           <w:tcPr>
-            <w:tcW w:w="3913" w:type="dxa"/>
-            <w:tcBorders>
-              <w:top w:val="single" w:sz="8" w:space="0" w:color="000000"/>
-              <w:left w:val="single" w:sz="8" w:space="0" w:color="000000"/>
-              <w:bottom w:val="single" w:sz="8" w:space="0" w:color="000000"/>
-              <w:right w:val="single" w:sz="8" w:space="0" w:color="000000"/>
-            </w:tcBorders>
-            <w:vAlign w:val="center"/>
-          </w:tcPr>
-          <w:p>
-            <w:pPr>
-              <w:jc w:val="both"/>
+            <w:tcW w:w="2835" w:type="dxa"/>
+            <w:tcBorders>
+              <w:top w:val="single" w:sz="8" w:space="0" w:color="000000"/>
+              <w:left w:val="single" w:sz="8" w:space="0" w:color="000000"/>
+              <w:bottom w:val="single" w:sz="8" w:space="0" w:color="000000"/>
+              <w:right w:val="single" w:sz="8" w:space="0" w:color="000000"/>
+            </w:tcBorders>
+            <w:vAlign w:val="center"/>
+          </w:tcPr>
+          <w:p>
+            <w:pPr>
+              <w:jc w:val="left"/>
               <w:rPr>
                 <w:sz w:val="24"/>
                 <w:szCs w:val="24"/>
@@ -6619,11 +6778,12 @@
       </w:tr>
       <w:tr>
         <w:trPr>
+          <w:cantSplit/>
           <w:jc w:val="center"/>
         </w:trPr>
         <w:tc>
           <w:tcPr>
-            <w:tcW w:w="3367" w:type="dxa"/>
+            <w:tcW w:w="4309" w:type="dxa"/>
             <w:tcBorders>
               <w:top w:val="single" w:sz="8" w:space="0" w:color="000000"/>
               <w:left w:val="single" w:sz="8" w:space="0" w:color="000000"/>
@@ -6651,7 +6811,7 @@
         </w:tc>
         <w:tc>
           <w:tcPr>
-            <w:tcW w:w="2248" w:type="dxa"/>
+            <w:tcW w:w="1927" w:type="dxa"/>
             <w:tcBorders>
               <w:top w:val="single" w:sz="8" w:space="0" w:color="000000"/>
               <w:left w:val="single" w:sz="8" w:space="0" w:color="000000"/>
@@ -6679,18 +6839,18 @@
         </w:tc>
         <w:tc>
           <w:tcPr>
-            <w:tcW w:w="3913" w:type="dxa"/>
-            <w:tcBorders>
-              <w:top w:val="single" w:sz="8" w:space="0" w:color="000000"/>
-              <w:left w:val="single" w:sz="8" w:space="0" w:color="000000"/>
-              <w:bottom w:val="single" w:sz="8" w:space="0" w:color="000000"/>
-              <w:right w:val="single" w:sz="8" w:space="0" w:color="000000"/>
-            </w:tcBorders>
-            <w:vAlign w:val="center"/>
-          </w:tcPr>
-          <w:p>
-            <w:pPr>
-              <w:jc w:val="both"/>
+            <w:tcW w:w="2835" w:type="dxa"/>
+            <w:tcBorders>
+              <w:top w:val="single" w:sz="8" w:space="0" w:color="000000"/>
+              <w:left w:val="single" w:sz="8" w:space="0" w:color="000000"/>
+              <w:bottom w:val="single" w:sz="8" w:space="0" w:color="000000"/>
+              <w:right w:val="single" w:sz="8" w:space="0" w:color="000000"/>
+            </w:tcBorders>
+            <w:vAlign w:val="center"/>
+          </w:tcPr>
+          <w:p>
+            <w:pPr>
+              <w:jc w:val="left"/>
               <w:rPr>
                 <w:sz w:val="24"/>
                 <w:szCs w:val="24"/>
@@ -6709,11 +6869,12 @@
       </w:tr>
       <w:tr>
         <w:trPr>
+          <w:cantSplit/>
           <w:jc w:val="center"/>
         </w:trPr>
         <w:tc>
           <w:tcPr>
-            <w:tcW w:w="3367" w:type="dxa"/>
+            <w:tcW w:w="4309" w:type="dxa"/>
             <w:tcBorders>
               <w:top w:val="single" w:sz="8" w:space="0" w:color="000000"/>
               <w:left w:val="single" w:sz="8" w:space="0" w:color="000000"/>
@@ -6741,7 +6902,7 @@
         </w:tc>
         <w:tc>
           <w:tcPr>
-            <w:tcW w:w="2248" w:type="dxa"/>
+            <w:tcW w:w="1927" w:type="dxa"/>
             <w:tcBorders>
               <w:top w:val="single" w:sz="8" w:space="0" w:color="000000"/>
               <w:left w:val="single" w:sz="8" w:space="0" w:color="000000"/>
@@ -6769,18 +6930,18 @@
         </w:tc>
         <w:tc>
           <w:tcPr>
-            <w:tcW w:w="3913" w:type="dxa"/>
-            <w:tcBorders>
-              <w:top w:val="single" w:sz="8" w:space="0" w:color="000000"/>
-              <w:left w:val="single" w:sz="8" w:space="0" w:color="000000"/>
-              <w:bottom w:val="single" w:sz="8" w:space="0" w:color="000000"/>
-              <w:right w:val="single" w:sz="8" w:space="0" w:color="000000"/>
-            </w:tcBorders>
-            <w:vAlign w:val="center"/>
-          </w:tcPr>
-          <w:p>
-            <w:pPr>
-              <w:jc w:val="both"/>
+            <w:tcW w:w="2835" w:type="dxa"/>
+            <w:tcBorders>
+              <w:top w:val="single" w:sz="8" w:space="0" w:color="000000"/>
+              <w:left w:val="single" w:sz="8" w:space="0" w:color="000000"/>
+              <w:bottom w:val="single" w:sz="8" w:space="0" w:color="000000"/>
+              <w:right w:val="single" w:sz="8" w:space="0" w:color="000000"/>
+            </w:tcBorders>
+            <w:vAlign w:val="center"/>
+          </w:tcPr>
+          <w:p>
+            <w:pPr>
+              <w:jc w:val="left"/>
               <w:rPr>
                 <w:sz w:val="24"/>
                 <w:szCs w:val="24"/>
@@ -6825,6 +6986,7 @@
     <w:p>
       <w:pPr>
         <w:pStyle w:val="Heading2"/>
+        <w:keepNext/>
         <w:numPr>
           <w:ilvl w:val="1"/>
           <w:numId w:val="7"/>
@@ -6845,27 +7007,30 @@
         <w:tblLook w:val="0400" w:firstRow="0" w:lastRow="0" w:firstColumn="0" w:lastColumn="0" w:noHBand="0" w:noVBand="1"/>
       </w:tblPr>
       <w:tblGrid>
-        <w:gridCol w:w="3367"/>
-        <w:gridCol w:w="2248"/>
-        <w:gridCol w:w="3913"/>
+        <w:gridCol w:w="4309"/>
+        <w:gridCol w:w="1927"/>
+        <w:gridCol w:w="2835"/>
       </w:tblGrid>
       <w:tr>
         <w:trPr>
+          <w:cantSplit/>
+          <w:tblHeader/>
           <w:jc w:val="center"/>
         </w:trPr>
         <w:tc>
           <w:tcPr>
-            <w:tcW w:w="3367" w:type="dxa"/>
-            <w:tcBorders>
-              <w:top w:val="single" w:sz="8" w:space="0" w:color="000000"/>
-              <w:left w:val="single" w:sz="8" w:space="0" w:color="000000"/>
-              <w:bottom w:val="single" w:sz="8" w:space="0" w:color="000000"/>
-              <w:right w:val="single" w:sz="8" w:space="0" w:color="000000"/>
-            </w:tcBorders>
-            <w:vAlign w:val="center"/>
-          </w:tcPr>
-          <w:p>
-            <w:pPr>
+            <w:tcW w:w="4309" w:type="dxa"/>
+            <w:tcBorders>
+              <w:top w:val="single" w:sz="8" w:space="0" w:color="000000"/>
+              <w:left w:val="single" w:sz="8" w:space="0" w:color="000000"/>
+              <w:bottom w:val="single" w:sz="8" w:space="0" w:color="000000"/>
+              <w:right w:val="single" w:sz="8" w:space="0" w:color="000000"/>
+            </w:tcBorders>
+            <w:vAlign w:val="center"/>
+          </w:tcPr>
+          <w:p>
+            <w:pPr>
+              <w:keepNext/>
               <w:jc w:val="center"/>
               <w:rPr>
                 <w:sz w:val="24"/>
@@ -6885,17 +7050,18 @@
         </w:tc>
         <w:tc>
           <w:tcPr>
-            <w:tcW w:w="2248" w:type="dxa"/>
-            <w:tcBorders>
-              <w:top w:val="single" w:sz="8" w:space="0" w:color="000000"/>
-              <w:left w:val="single" w:sz="8" w:space="0" w:color="000000"/>
-              <w:bottom w:val="single" w:sz="8" w:space="0" w:color="000000"/>
-              <w:right w:val="single" w:sz="8" w:space="0" w:color="000000"/>
-            </w:tcBorders>
-            <w:vAlign w:val="center"/>
-          </w:tcPr>
-          <w:p>
-            <w:pPr>
+            <w:tcW w:w="1927" w:type="dxa"/>
+            <w:tcBorders>
+              <w:top w:val="single" w:sz="8" w:space="0" w:color="000000"/>
+              <w:left w:val="single" w:sz="8" w:space="0" w:color="000000"/>
+              <w:bottom w:val="single" w:sz="8" w:space="0" w:color="000000"/>
+              <w:right w:val="single" w:sz="8" w:space="0" w:color="000000"/>
+            </w:tcBorders>
+            <w:vAlign w:val="center"/>
+          </w:tcPr>
+          <w:p>
+            <w:pPr>
+              <w:keepNext/>
               <w:jc w:val="center"/>
               <w:rPr>
                 <w:sz w:val="24"/>
@@ -6915,17 +7081,18 @@
         </w:tc>
         <w:tc>
           <w:tcPr>
-            <w:tcW w:w="3913" w:type="dxa"/>
-            <w:tcBorders>
-              <w:top w:val="single" w:sz="8" w:space="0" w:color="000000"/>
-              <w:left w:val="single" w:sz="8" w:space="0" w:color="000000"/>
-              <w:bottom w:val="single" w:sz="8" w:space="0" w:color="000000"/>
-              <w:right w:val="single" w:sz="8" w:space="0" w:color="000000"/>
-            </w:tcBorders>
-            <w:vAlign w:val="center"/>
-          </w:tcPr>
-          <w:p>
-            <w:pPr>
+            <w:tcW w:w="2835" w:type="dxa"/>
+            <w:tcBorders>
+              <w:top w:val="single" w:sz="8" w:space="0" w:color="000000"/>
+              <w:left w:val="single" w:sz="8" w:space="0" w:color="000000"/>
+              <w:bottom w:val="single" w:sz="8" w:space="0" w:color="000000"/>
+              <w:right w:val="single" w:sz="8" w:space="0" w:color="000000"/>
+            </w:tcBorders>
+            <w:vAlign w:val="center"/>
+          </w:tcPr>
+          <w:p>
+            <w:pPr>
+              <w:keepNext/>
               <w:jc w:val="center"/>
               <w:rPr>
                 <w:sz w:val="24"/>
@@ -6946,11 +7113,12 @@
       </w:tr>
       <w:tr>
         <w:trPr>
+          <w:cantSplit/>
           <w:jc w:val="center"/>
         </w:trPr>
         <w:tc>
           <w:tcPr>
-            <w:tcW w:w="3367" w:type="dxa"/>
+            <w:tcW w:w="4309" w:type="dxa"/>
             <w:tcBorders>
               <w:top w:val="single" w:sz="8" w:space="0" w:color="000000"/>
               <w:left w:val="single" w:sz="8" w:space="0" w:color="000000"/>
@@ -6978,7 +7146,7 @@
         </w:tc>
         <w:tc>
           <w:tcPr>
-            <w:tcW w:w="2248" w:type="dxa"/>
+            <w:tcW w:w="1927" w:type="dxa"/>
             <w:tcBorders>
               <w:top w:val="single" w:sz="8" w:space="0" w:color="000000"/>
               <w:left w:val="single" w:sz="8" w:space="0" w:color="000000"/>
@@ -7006,18 +7174,18 @@
         </w:tc>
         <w:tc>
           <w:tcPr>
-            <w:tcW w:w="3913" w:type="dxa"/>
-            <w:tcBorders>
-              <w:top w:val="single" w:sz="8" w:space="0" w:color="000000"/>
-              <w:left w:val="single" w:sz="8" w:space="0" w:color="000000"/>
-              <w:bottom w:val="single" w:sz="8" w:space="0" w:color="000000"/>
-              <w:right w:val="single" w:sz="8" w:space="0" w:color="000000"/>
-            </w:tcBorders>
-            <w:vAlign w:val="center"/>
-          </w:tcPr>
-          <w:p>
-            <w:pPr>
-              <w:jc w:val="both"/>
+            <w:tcW w:w="2835" w:type="dxa"/>
+            <w:tcBorders>
+              <w:top w:val="single" w:sz="8" w:space="0" w:color="000000"/>
+              <w:left w:val="single" w:sz="8" w:space="0" w:color="000000"/>
+              <w:bottom w:val="single" w:sz="8" w:space="0" w:color="000000"/>
+              <w:right w:val="single" w:sz="8" w:space="0" w:color="000000"/>
+            </w:tcBorders>
+            <w:vAlign w:val="center"/>
+          </w:tcPr>
+          <w:p>
+            <w:pPr>
+              <w:jc w:val="left"/>
               <w:rPr>
                 <w:sz w:val="24"/>
                 <w:szCs w:val="24"/>
@@ -7036,11 +7204,12 @@
       </w:tr>
       <w:tr>
         <w:trPr>
+          <w:cantSplit/>
           <w:jc w:val="center"/>
         </w:trPr>
         <w:tc>
           <w:tcPr>
-            <w:tcW w:w="3367" w:type="dxa"/>
+            <w:tcW w:w="4309" w:type="dxa"/>
             <w:tcBorders>
               <w:top w:val="single" w:sz="8" w:space="0" w:color="000000"/>
               <w:left w:val="single" w:sz="8" w:space="0" w:color="000000"/>
@@ -7068,7 +7237,7 @@
         </w:tc>
         <w:tc>
           <w:tcPr>
-            <w:tcW w:w="2248" w:type="dxa"/>
+            <w:tcW w:w="1927" w:type="dxa"/>
             <w:tcBorders>
               <w:top w:val="single" w:sz="8" w:space="0" w:color="000000"/>
               <w:left w:val="single" w:sz="8" w:space="0" w:color="000000"/>
@@ -7096,18 +7265,18 @@
         </w:tc>
         <w:tc>
           <w:tcPr>
-            <w:tcW w:w="3913" w:type="dxa"/>
-            <w:tcBorders>
-              <w:top w:val="single" w:sz="8" w:space="0" w:color="000000"/>
-              <w:left w:val="single" w:sz="8" w:space="0" w:color="000000"/>
-              <w:bottom w:val="single" w:sz="8" w:space="0" w:color="000000"/>
-              <w:right w:val="single" w:sz="8" w:space="0" w:color="000000"/>
-            </w:tcBorders>
-            <w:vAlign w:val="center"/>
-          </w:tcPr>
-          <w:p>
-            <w:pPr>
-              <w:jc w:val="both"/>
+            <w:tcW w:w="2835" w:type="dxa"/>
+            <w:tcBorders>
+              <w:top w:val="single" w:sz="8" w:space="0" w:color="000000"/>
+              <w:left w:val="single" w:sz="8" w:space="0" w:color="000000"/>
+              <w:bottom w:val="single" w:sz="8" w:space="0" w:color="000000"/>
+              <w:right w:val="single" w:sz="8" w:space="0" w:color="000000"/>
+            </w:tcBorders>
+            <w:vAlign w:val="center"/>
+          </w:tcPr>
+          <w:p>
+            <w:pPr>
+              <w:jc w:val="left"/>
               <w:rPr>
                 <w:sz w:val="24"/>
                 <w:szCs w:val="24"/>
@@ -7126,11 +7295,12 @@
       </w:tr>
       <w:tr>
         <w:trPr>
+          <w:cantSplit/>
           <w:jc w:val="center"/>
         </w:trPr>
         <w:tc>
           <w:tcPr>
-            <w:tcW w:w="3367" w:type="dxa"/>
+            <w:tcW w:w="4309" w:type="dxa"/>
             <w:tcBorders>
               <w:top w:val="single" w:sz="8" w:space="0" w:color="000000"/>
               <w:left w:val="single" w:sz="8" w:space="0" w:color="000000"/>
@@ -7158,7 +7328,7 @@
         </w:tc>
         <w:tc>
           <w:tcPr>
-            <w:tcW w:w="2248" w:type="dxa"/>
+            <w:tcW w:w="1927" w:type="dxa"/>
             <w:tcBorders>
               <w:top w:val="single" w:sz="8" w:space="0" w:color="000000"/>
               <w:left w:val="single" w:sz="8" w:space="0" w:color="000000"/>
@@ -7186,18 +7356,18 @@
         </w:tc>
         <w:tc>
           <w:tcPr>
-            <w:tcW w:w="3913" w:type="dxa"/>
-            <w:tcBorders>
-              <w:top w:val="single" w:sz="8" w:space="0" w:color="000000"/>
-              <w:left w:val="single" w:sz="8" w:space="0" w:color="000000"/>
-              <w:bottom w:val="single" w:sz="8" w:space="0" w:color="000000"/>
-              <w:right w:val="single" w:sz="8" w:space="0" w:color="000000"/>
-            </w:tcBorders>
-            <w:vAlign w:val="center"/>
-          </w:tcPr>
-          <w:p>
-            <w:pPr>
-              <w:jc w:val="both"/>
+            <w:tcW w:w="2835" w:type="dxa"/>
+            <w:tcBorders>
+              <w:top w:val="single" w:sz="8" w:space="0" w:color="000000"/>
+              <w:left w:val="single" w:sz="8" w:space="0" w:color="000000"/>
+              <w:bottom w:val="single" w:sz="8" w:space="0" w:color="000000"/>
+              <w:right w:val="single" w:sz="8" w:space="0" w:color="000000"/>
+            </w:tcBorders>
+            <w:vAlign w:val="center"/>
+          </w:tcPr>
+          <w:p>
+            <w:pPr>
+              <w:jc w:val="left"/>
               <w:rPr>
                 <w:sz w:val="24"/>
                 <w:szCs w:val="24"/>
@@ -7216,11 +7386,12 @@
       </w:tr>
       <w:tr>
         <w:trPr>
+          <w:cantSplit/>
           <w:jc w:val="center"/>
         </w:trPr>
         <w:tc>
           <w:tcPr>
-            <w:tcW w:w="3367" w:type="dxa"/>
+            <w:tcW w:w="4309" w:type="dxa"/>
             <w:tcBorders>
               <w:top w:val="single" w:sz="8" w:space="0" w:color="000000"/>
               <w:left w:val="single" w:sz="8" w:space="0" w:color="000000"/>
@@ -7248,7 +7419,7 @@
         </w:tc>
         <w:tc>
           <w:tcPr>
-            <w:tcW w:w="2248" w:type="dxa"/>
+            <w:tcW w:w="1927" w:type="dxa"/>
             <w:tcBorders>
               <w:top w:val="single" w:sz="8" w:space="0" w:color="000000"/>
               <w:left w:val="single" w:sz="8" w:space="0" w:color="000000"/>
@@ -7276,18 +7447,18 @@
         </w:tc>
         <w:tc>
           <w:tcPr>
-            <w:tcW w:w="3913" w:type="dxa"/>
-            <w:tcBorders>
-              <w:top w:val="single" w:sz="8" w:space="0" w:color="000000"/>
-              <w:left w:val="single" w:sz="8" w:space="0" w:color="000000"/>
-              <w:bottom w:val="single" w:sz="8" w:space="0" w:color="000000"/>
-              <w:right w:val="single" w:sz="8" w:space="0" w:color="000000"/>
-            </w:tcBorders>
-            <w:vAlign w:val="center"/>
-          </w:tcPr>
-          <w:p>
-            <w:pPr>
-              <w:jc w:val="both"/>
+            <w:tcW w:w="2835" w:type="dxa"/>
+            <w:tcBorders>
+              <w:top w:val="single" w:sz="8" w:space="0" w:color="000000"/>
+              <w:left w:val="single" w:sz="8" w:space="0" w:color="000000"/>
+              <w:bottom w:val="single" w:sz="8" w:space="0" w:color="000000"/>
+              <w:right w:val="single" w:sz="8" w:space="0" w:color="000000"/>
+            </w:tcBorders>
+            <w:vAlign w:val="center"/>
+          </w:tcPr>
+          <w:p>
+            <w:pPr>
+              <w:jc w:val="left"/>
               <w:rPr>
                 <w:sz w:val="24"/>
                 <w:szCs w:val="24"/>
@@ -7306,11 +7477,12 @@
       </w:tr>
       <w:tr>
         <w:trPr>
+          <w:cantSplit/>
           <w:jc w:val="center"/>
         </w:trPr>
         <w:tc>
           <w:tcPr>
-            <w:tcW w:w="3367" w:type="dxa"/>
+            <w:tcW w:w="4309" w:type="dxa"/>
             <w:tcBorders>
               <w:top w:val="single" w:sz="8" w:space="0" w:color="000000"/>
               <w:left w:val="single" w:sz="8" w:space="0" w:color="000000"/>
@@ -7338,7 +7510,7 @@
         </w:tc>
         <w:tc>
           <w:tcPr>
-            <w:tcW w:w="2248" w:type="dxa"/>
+            <w:tcW w:w="1927" w:type="dxa"/>
             <w:tcBorders>
               <w:top w:val="single" w:sz="8" w:space="0" w:color="000000"/>
               <w:left w:val="single" w:sz="8" w:space="0" w:color="000000"/>
@@ -7366,18 +7538,18 @@
         </w:tc>
         <w:tc>
           <w:tcPr>
-            <w:tcW w:w="3913" w:type="dxa"/>
-            <w:tcBorders>
-              <w:top w:val="single" w:sz="8" w:space="0" w:color="000000"/>
-              <w:left w:val="single" w:sz="8" w:space="0" w:color="000000"/>
-              <w:bottom w:val="single" w:sz="8" w:space="0" w:color="000000"/>
-              <w:right w:val="single" w:sz="8" w:space="0" w:color="000000"/>
-            </w:tcBorders>
-            <w:vAlign w:val="center"/>
-          </w:tcPr>
-          <w:p>
-            <w:pPr>
-              <w:jc w:val="both"/>
+            <w:tcW w:w="2835" w:type="dxa"/>
+            <w:tcBorders>
+              <w:top w:val="single" w:sz="8" w:space="0" w:color="000000"/>
+              <w:left w:val="single" w:sz="8" w:space="0" w:color="000000"/>
+              <w:bottom w:val="single" w:sz="8" w:space="0" w:color="000000"/>
+              <w:right w:val="single" w:sz="8" w:space="0" w:color="000000"/>
+            </w:tcBorders>
+            <w:vAlign w:val="center"/>
+          </w:tcPr>
+          <w:p>
+            <w:pPr>
+              <w:jc w:val="left"/>
               <w:rPr>
                 <w:sz w:val="24"/>
                 <w:szCs w:val="24"/>
@@ -7396,11 +7568,12 @@
       </w:tr>
       <w:tr>
         <w:trPr>
+          <w:cantSplit/>
           <w:jc w:val="center"/>
         </w:trPr>
         <w:tc>
           <w:tcPr>
-            <w:tcW w:w="3367" w:type="dxa"/>
+            <w:tcW w:w="4309" w:type="dxa"/>
             <w:tcBorders>
               <w:top w:val="single" w:sz="8" w:space="0" w:color="000000"/>
               <w:left w:val="single" w:sz="8" w:space="0" w:color="000000"/>
@@ -7428,7 +7601,7 @@
         </w:tc>
         <w:tc>
           <w:tcPr>
-            <w:tcW w:w="2248" w:type="dxa"/>
+            <w:tcW w:w="1927" w:type="dxa"/>
             <w:tcBorders>
               <w:top w:val="single" w:sz="8" w:space="0" w:color="000000"/>
               <w:left w:val="single" w:sz="8" w:space="0" w:color="000000"/>
@@ -7456,18 +7629,18 @@
         </w:tc>
         <w:tc>
           <w:tcPr>
-            <w:tcW w:w="3913" w:type="dxa"/>
-            <w:tcBorders>
-              <w:top w:val="single" w:sz="8" w:space="0" w:color="000000"/>
-              <w:left w:val="single" w:sz="8" w:space="0" w:color="000000"/>
-              <w:bottom w:val="single" w:sz="8" w:space="0" w:color="000000"/>
-              <w:right w:val="single" w:sz="8" w:space="0" w:color="000000"/>
-            </w:tcBorders>
-            <w:vAlign w:val="center"/>
-          </w:tcPr>
-          <w:p>
-            <w:pPr>
-              <w:jc w:val="both"/>
+            <w:tcW w:w="2835" w:type="dxa"/>
+            <w:tcBorders>
+              <w:top w:val="single" w:sz="8" w:space="0" w:color="000000"/>
+              <w:left w:val="single" w:sz="8" w:space="0" w:color="000000"/>
+              <w:bottom w:val="single" w:sz="8" w:space="0" w:color="000000"/>
+              <w:right w:val="single" w:sz="8" w:space="0" w:color="000000"/>
+            </w:tcBorders>
+            <w:vAlign w:val="center"/>
+          </w:tcPr>
+          <w:p>
+            <w:pPr>
+              <w:jc w:val="left"/>
               <w:rPr>
                 <w:sz w:val="24"/>
                 <w:szCs w:val="24"/>
@@ -7486,11 +7659,12 @@
       </w:tr>
       <w:tr>
         <w:trPr>
+          <w:cantSplit/>
           <w:jc w:val="center"/>
         </w:trPr>
         <w:tc>
           <w:tcPr>
-            <w:tcW w:w="3367" w:type="dxa"/>
+            <w:tcW w:w="4309" w:type="dxa"/>
             <w:tcBorders>
               <w:top w:val="single" w:sz="8" w:space="0" w:color="000000"/>
               <w:left w:val="single" w:sz="8" w:space="0" w:color="000000"/>
@@ -7518,7 +7692,7 @@
         </w:tc>
         <w:tc>
           <w:tcPr>
-            <w:tcW w:w="2248" w:type="dxa"/>
+            <w:tcW w:w="1927" w:type="dxa"/>
             <w:tcBorders>
               <w:top w:val="single" w:sz="8" w:space="0" w:color="000000"/>
               <w:left w:val="single" w:sz="8" w:space="0" w:color="000000"/>
@@ -7546,18 +7720,18 @@
         </w:tc>
         <w:tc>
           <w:tcPr>
-            <w:tcW w:w="3913" w:type="dxa"/>
-            <w:tcBorders>
-              <w:top w:val="single" w:sz="8" w:space="0" w:color="000000"/>
-              <w:left w:val="single" w:sz="8" w:space="0" w:color="000000"/>
-              <w:bottom w:val="single" w:sz="8" w:space="0" w:color="000000"/>
-              <w:right w:val="single" w:sz="8" w:space="0" w:color="000000"/>
-            </w:tcBorders>
-            <w:vAlign w:val="center"/>
-          </w:tcPr>
-          <w:p>
-            <w:pPr>
-              <w:jc w:val="both"/>
+            <w:tcW w:w="2835" w:type="dxa"/>
+            <w:tcBorders>
+              <w:top w:val="single" w:sz="8" w:space="0" w:color="000000"/>
+              <w:left w:val="single" w:sz="8" w:space="0" w:color="000000"/>
+              <w:bottom w:val="single" w:sz="8" w:space="0" w:color="000000"/>
+              <w:right w:val="single" w:sz="8" w:space="0" w:color="000000"/>
+            </w:tcBorders>
+            <w:vAlign w:val="center"/>
+          </w:tcPr>
+          <w:p>
+            <w:pPr>
+              <w:jc w:val="left"/>
               <w:rPr>
                 <w:sz w:val="24"/>
                 <w:szCs w:val="24"/>
@@ -7730,6 +7904,7 @@
     <w:p>
       <w:pPr>
         <w:pStyle w:val="Heading1"/>
+        <w:keepNext/>
         <w:numPr>
           <w:ilvl w:val="0"/>
           <w:numId w:val="7"/>
@@ -7758,6 +7933,8 @@
       </w:tblGrid>
       <w:tr>
         <w:trPr>
+          <w:cantSplit/>
+          <w:tblHeader/>
           <w:jc w:val="center"/>
         </w:trPr>
         <w:tc>
@@ -7773,6 +7950,7 @@
           </w:tcPr>
           <w:p>
             <w:pPr>
+              <w:keepNext/>
               <w:jc w:val="center"/>
               <w:rPr>
                 <w:sz w:val="24"/>
@@ -7803,6 +7981,7 @@
           </w:tcPr>
           <w:p>
             <w:pPr>
+              <w:keepNext/>
               <w:jc w:val="center"/>
               <w:rPr>
                 <w:sz w:val="24"/>
@@ -7833,6 +8012,7 @@
           </w:tcPr>
           <w:p>
             <w:pPr>
+              <w:keepNext/>
               <w:jc w:val="center"/>
               <w:rPr>
                 <w:sz w:val="24"/>
@@ -7853,6 +8033,7 @@
       </w:tr>
       <w:tr>
         <w:trPr>
+          <w:cantSplit/>
           <w:jc w:val="center"/>
         </w:trPr>
         <w:tc>
@@ -7924,25 +8105,26 @@
           </w:tcPr>
           <w:p>
             <w:pPr>
-              <w:jc w:val="both"/>
-              <w:rPr>
-                <w:sz w:val="24"/>
-                <w:szCs w:val="24"/>
-              </w:rPr>
-            </w:pPr>
-            <w:r>
-              <w:rPr>
-                <w:b w:val="0"/>
-                <w:sz w:val="24"/>
-                <w:szCs w:val="24"/>
-              </w:rPr>
-              <w:t>Sesuai target kontrak tiap pelanggan; target standar yang dikomunikasikan ada di butir 4.1</w:t>
+              <w:jc w:val="left"/>
+              <w:rPr>
+                <w:sz w:val="24"/>
+                <w:szCs w:val="24"/>
+              </w:rPr>
+            </w:pPr>
+            <w:r>
+              <w:rPr>
+                <w:b w:val="0"/>
+                <w:sz w:val="24"/>
+                <w:szCs w:val="24"/>
+              </w:rPr>
+              <w:t>Sesuai target kontrak tiap pelanggan; target standar yang dikomunikasikan 99.9% per bulan</w:t>
             </w:r>
           </w:p>
         </w:tc>
       </w:tr>
       <w:tr>
         <w:trPr>
+          <w:cantSplit/>
           <w:jc w:val="center"/>
         </w:trPr>
         <w:tc>
@@ -8014,7 +8196,7 @@
           </w:tcPr>
           <w:p>
             <w:pPr>
-              <w:jc w:val="both"/>
+              <w:jc w:val="left"/>
               <w:rPr>
                 <w:sz w:val="24"/>
                 <w:szCs w:val="24"/>
@@ -8033,6 +8215,7 @@
       </w:tr>
       <w:tr>
         <w:trPr>
+          <w:cantSplit/>
           <w:jc w:val="center"/>
         </w:trPr>
         <w:tc>
@@ -8104,7 +8287,7 @@
           </w:tcPr>
           <w:p>
             <w:pPr>
-              <w:jc w:val="both"/>
+              <w:jc w:val="left"/>
               <w:rPr>
                 <w:sz w:val="24"/>
                 <w:szCs w:val="24"/>
@@ -8123,6 +8306,7 @@
       </w:tr>
       <w:tr>
         <w:trPr>
+          <w:cantSplit/>
           <w:jc w:val="center"/>
         </w:trPr>
         <w:tc>
@@ -8149,7 +8333,7 @@
                 <w:sz w:val="24"/>
                 <w:szCs w:val="24"/>
               </w:rPr>
-              <w:t>Pengumpulan data availability dan tiket</w:t>
+              <w:t>Pengumpulan data availability dan ticket</w:t>
             </w:r>
           </w:p>
         </w:tc>
@@ -8194,7 +8378,7 @@
           </w:tcPr>
           <w:p>
             <w:pPr>
-              <w:jc w:val="both"/>
+              <w:jc w:val="left"/>
               <w:rPr>
                 <w:sz w:val="24"/>
                 <w:szCs w:val="24"/>
@@ -8213,6 +8397,7 @@
       </w:tr>
       <w:tr>
         <w:trPr>
+          <w:cantSplit/>
           <w:jc w:val="center"/>
         </w:trPr>
         <w:tc>
@@ -8284,25 +8469,26 @@
           </w:tcPr>
           <w:p>
             <w:pPr>
-              <w:jc w:val="both"/>
-              <w:rPr>
-                <w:sz w:val="24"/>
-                <w:szCs w:val="24"/>
-              </w:rPr>
-            </w:pPr>
-            <w:r>
-              <w:rPr>
-                <w:b w:val="0"/>
-                <w:sz w:val="24"/>
-                <w:szCs w:val="24"/>
-              </w:rPr>
-              <w:t>Paling lambat hari kerja ke-3 bulan berikutnya (USULAN: sumber menyebut batas ini untuk pengumpulan data)</w:t>
+              <w:jc w:val="left"/>
+              <w:rPr>
+                <w:sz w:val="24"/>
+                <w:szCs w:val="24"/>
+              </w:rPr>
+            </w:pPr>
+            <w:r>
+              <w:rPr>
+                <w:b w:val="0"/>
+                <w:sz w:val="24"/>
+                <w:szCs w:val="24"/>
+              </w:rPr>
+              <w:t>Paling lambat hari kerja ke-3 bulan berikutnya (USULAN)</w:t>
             </w:r>
           </w:p>
         </w:tc>
       </w:tr>
       <w:tr>
         <w:trPr>
+          <w:cantSplit/>
           <w:jc w:val="center"/>
         </w:trPr>
         <w:tc>
@@ -8374,25 +8560,26 @@
           </w:tcPr>
           <w:p>
             <w:pPr>
-              <w:jc w:val="both"/>
-              <w:rPr>
-                <w:sz w:val="24"/>
-                <w:szCs w:val="24"/>
-              </w:rPr>
-            </w:pPr>
-            <w:r>
-              <w:rPr>
-                <w:b w:val="0"/>
-                <w:sz w:val="24"/>
-                <w:szCs w:val="24"/>
-              </w:rPr>
-              <w:t>Sesuai target response pelanggan di Parameter SLA; target Ack per severity ada di SNX-OPS-SOP-04 bagian 8</w:t>
+              <w:jc w:val="left"/>
+              <w:rPr>
+                <w:sz w:val="24"/>
+                <w:szCs w:val="24"/>
+              </w:rPr>
+            </w:pPr>
+            <w:r>
+              <w:rPr>
+                <w:b w:val="0"/>
+                <w:sz w:val="24"/>
+                <w:szCs w:val="24"/>
+              </w:rPr>
+              <w:t>Sesuai target response pelanggan di Parameter SLA; target Ack per severity sesuai SNX-OPS-SOP-04 bagian 8</w:t>
             </w:r>
           </w:p>
         </w:tc>
       </w:tr>
       <w:tr>
         <w:trPr>
+          <w:cantSplit/>
           <w:jc w:val="center"/>
         </w:trPr>
         <w:tc>
@@ -8464,7 +8651,7 @@
           </w:tcPr>
           <w:p>
             <w:pPr>
-              <w:jc w:val="both"/>
+              <w:jc w:val="left"/>
               <w:rPr>
                 <w:sz w:val="24"/>
                 <w:szCs w:val="24"/>
@@ -8483,6 +8670,7 @@
       </w:tr>
       <w:tr>
         <w:trPr>
+          <w:cantSplit/>
           <w:jc w:val="center"/>
         </w:trPr>
         <w:tc>
@@ -8554,7 +8742,7 @@
           </w:tcPr>
           <w:p>
             <w:pPr>
-              <w:jc w:val="both"/>
+              <w:jc w:val="left"/>
               <w:rPr>
                 <w:sz w:val="24"/>
                 <w:szCs w:val="24"/>
@@ -8573,6 +8761,7 @@
       </w:tr>
       <w:tr>
         <w:trPr>
+          <w:cantSplit/>
           <w:jc w:val="center"/>
         </w:trPr>
         <w:tc>
@@ -8644,7 +8833,7 @@
           </w:tcPr>
           <w:p>
             <w:pPr>
-              <w:jc w:val="both"/>
+              <w:jc w:val="left"/>
               <w:rPr>
                 <w:sz w:val="24"/>
                 <w:szCs w:val="24"/>
@@ -8663,6 +8852,7 @@
       </w:tr>
       <w:tr>
         <w:trPr>
+          <w:cantSplit/>
           <w:jc w:val="center"/>
         </w:trPr>
         <w:tc>
@@ -8734,7 +8924,7 @@
           </w:tcPr>
           <w:p>
             <w:pPr>
-              <w:jc w:val="both"/>
+              <w:jc w:val="left"/>
               <w:rPr>
                 <w:sz w:val="24"/>
                 <w:szCs w:val="24"/>
@@ -8753,6 +8943,7 @@
       </w:tr>
       <w:tr>
         <w:trPr>
+          <w:cantSplit/>
           <w:jc w:val="center"/>
         </w:trPr>
         <w:tc>
@@ -8824,7 +9015,7 @@
           </w:tcPr>
           <w:p>
             <w:pPr>
-              <w:jc w:val="both"/>
+              <w:jc w:val="left"/>
               <w:rPr>
                 <w:sz w:val="24"/>
                 <w:szCs w:val="24"/>
@@ -8843,6 +9034,7 @@
       </w:tr>
       <w:tr>
         <w:trPr>
+          <w:cantSplit/>
           <w:jc w:val="center"/>
         </w:trPr>
         <w:tc>
@@ -8914,7 +9106,7 @@
           </w:tcPr>
           <w:p>
             <w:pPr>
-              <w:jc w:val="both"/>
+              <w:jc w:val="left"/>
               <w:rPr>
                 <w:sz w:val="24"/>
                 <w:szCs w:val="24"/>
@@ -8943,6 +9135,7 @@
     <w:p>
       <w:pPr>
         <w:pStyle w:val="Heading1"/>
+        <w:keepNext/>
         <w:numPr>
           <w:ilvl w:val="0"/>
           <w:numId w:val="7"/>
@@ -8975,6 +9168,10 @@
         <w:gridCol w:w="6765"/>
       </w:tblGrid>
       <w:tr>
+        <w:trPr>
+          <w:cantSplit/>
+          <w:tblHeader/>
+        </w:trPr>
         <w:tc>
           <w:tcPr>
             <w:tcW w:w="2745" w:type="dxa"/>
@@ -8987,6 +9184,7 @@
           </w:tcPr>
           <w:p>
             <w:pPr>
+              <w:keepNext/>
               <w:spacing w:after="120" w:line="252" w:lineRule="auto"/>
               <w:rPr>
                 <w:sz w:val="24"/>
@@ -9015,8 +9213,9 @@
           </w:tcPr>
           <w:p>
             <w:pPr>
+              <w:keepNext/>
               <w:spacing w:after="120" w:line="252" w:lineRule="auto"/>
-              <w:jc w:val="both"/>
+              <w:jc w:val="left"/>
               <w:rPr>
                 <w:sz w:val="24"/>
                 <w:szCs w:val="24"/>
@@ -9034,6 +9233,9 @@
         </w:tc>
       </w:tr>
       <w:tr>
+        <w:trPr>
+          <w:cantSplit/>
+        </w:trPr>
         <w:tc>
           <w:tcPr>
             <w:tcW w:w="2745" w:type="dxa"/>
@@ -9075,24 +9277,27 @@
           <w:p>
             <w:pPr>
               <w:spacing w:after="120" w:line="252" w:lineRule="auto"/>
-              <w:jc w:val="both"/>
-              <w:rPr>
-                <w:sz w:val="24"/>
-                <w:szCs w:val="24"/>
-              </w:rPr>
-            </w:pPr>
-            <w:r>
-              <w:rPr>
-                <w:b w:val="0"/>
-                <w:sz w:val="24"/>
-                <w:szCs w:val="24"/>
-              </w:rPr>
-              <w:t>Lead NOC menolak pengecualian itu sehingga downtime tetap dihitung, menurut butir 6.3.</w:t>
+              <w:jc w:val="left"/>
+              <w:rPr>
+                <w:sz w:val="24"/>
+                <w:szCs w:val="24"/>
+              </w:rPr>
+            </w:pPr>
+            <w:r>
+              <w:rPr>
+                <w:b w:val="0"/>
+                <w:sz w:val="24"/>
+                <w:szCs w:val="24"/>
+              </w:rPr>
+              <w:t>Lead NOC menolak pengecualian itu sesuai butir 6.3, sehingga downtime tetap dihitung.</w:t>
             </w:r>
           </w:p>
         </w:tc>
       </w:tr>
       <w:tr>
+        <w:trPr>
+          <w:cantSplit/>
+        </w:trPr>
         <w:tc>
           <w:tcPr>
             <w:tcW w:w="2745" w:type="dxa"/>
@@ -9134,24 +9339,27 @@
           <w:p>
             <w:pPr>
               <w:spacing w:after="120" w:line="252" w:lineRule="auto"/>
-              <w:jc w:val="both"/>
-              <w:rPr>
-                <w:sz w:val="24"/>
-                <w:szCs w:val="24"/>
-              </w:rPr>
-            </w:pPr>
-            <w:r>
-              <w:rPr>
-                <w:b w:val="0"/>
-                <w:sz w:val="24"/>
-                <w:szCs w:val="24"/>
-              </w:rPr>
-              <w:t>Lead NOC memberi peringatan dini dan meninjau ulang change non-darurat, menurut butir 6.4.</w:t>
+              <w:jc w:val="left"/>
+              <w:rPr>
+                <w:sz w:val="24"/>
+                <w:szCs w:val="24"/>
+              </w:rPr>
+            </w:pPr>
+            <w:r>
+              <w:rPr>
+                <w:b w:val="0"/>
+                <w:sz w:val="24"/>
+                <w:szCs w:val="24"/>
+              </w:rPr>
+              <w:t>Lead NOC memberi peringatan dini dan meninjau ulang change non-darurat, sesuai butir 6.4.</w:t>
             </w:r>
           </w:p>
         </w:tc>
       </w:tr>
       <w:tr>
+        <w:trPr>
+          <w:cantSplit/>
+        </w:trPr>
         <w:tc>
           <w:tcPr>
             <w:tcW w:w="2745" w:type="dxa"/>
@@ -9193,24 +9401,27 @@
           <w:p>
             <w:pPr>
               <w:spacing w:after="120" w:line="252" w:lineRule="auto"/>
-              <w:jc w:val="both"/>
-              <w:rPr>
-                <w:sz w:val="24"/>
-                <w:szCs w:val="24"/>
-              </w:rPr>
-            </w:pPr>
-            <w:r>
-              <w:rPr>
-                <w:b w:val="0"/>
-                <w:sz w:val="24"/>
-                <w:szCs w:val="24"/>
-              </w:rPr>
-              <w:t>Service Delivery Manager membatasi laporan pada data teknis, menurut butir 6.5.</w:t>
+              <w:jc w:val="left"/>
+              <w:rPr>
+                <w:sz w:val="24"/>
+                <w:szCs w:val="24"/>
+              </w:rPr>
+            </w:pPr>
+            <w:r>
+              <w:rPr>
+                <w:b w:val="0"/>
+                <w:sz w:val="24"/>
+                <w:szCs w:val="24"/>
+              </w:rPr>
+              <w:t>Service Delivery Manager membatasi laporan pada data teknis, sesuai butir 6.5.</w:t>
             </w:r>
           </w:p>
         </w:tc>
       </w:tr>
       <w:tr>
+        <w:trPr>
+          <w:cantSplit/>
+        </w:trPr>
         <w:tc>
           <w:tcPr>
             <w:tcW w:w="2745" w:type="dxa"/>
@@ -9252,19 +9463,19 @@
           <w:p>
             <w:pPr>
               <w:spacing w:after="120" w:line="252" w:lineRule="auto"/>
-              <w:jc w:val="both"/>
-              <w:rPr>
-                <w:sz w:val="24"/>
-                <w:szCs w:val="24"/>
-              </w:rPr>
-            </w:pPr>
-            <w:r>
-              <w:rPr>
-                <w:b w:val="0"/>
-                <w:sz w:val="24"/>
-                <w:szCs w:val="24"/>
-              </w:rPr>
-              <w:t>Head of Operation mencatatnya di SNX-ISMS-FRM-03 menurut butir 6.6, di samping penanganan breach ke pelanggan.</w:t>
+              <w:jc w:val="left"/>
+              <w:rPr>
+                <w:sz w:val="24"/>
+                <w:szCs w:val="24"/>
+              </w:rPr>
+            </w:pPr>
+            <w:r>
+              <w:rPr>
+                <w:b w:val="0"/>
+                <w:sz w:val="24"/>
+                <w:szCs w:val="24"/>
+              </w:rPr>
+              <w:t>Head of Operation mencatatnya di SNX-ISMS-FRM-03 sesuai butir 6.6. Penanganan breach ke pelanggan tetap berjalan.</w:t>
             </w:r>
           </w:p>
         </w:tc>
@@ -9323,7 +9534,7 @@
           <w:sz w:val="24"/>
           <w:szCs w:val="24"/>
         </w:rPr>
-        <w:t xml:space="preserve">Service Delivery Manager memantau kepatuhan terhadap SOP ini lewat tiga indikator kinerja di bagian 8.</w:t>
+        <w:t xml:space="preserve">Service Delivery Manager memantau kepatuhan terhadap SOP ini melalui tiga indikator kinerja di bagian 8.</w:t>
       </w:r>
     </w:p>
     <w:p>
@@ -9399,6 +9610,7 @@
     </w:p>
     <w:p>
       <w:pPr>
+        <w:keepNext/>
         <w:pBdr>
           <w:top w:val="nil"/>
           <w:left w:val="nil"/>
@@ -9445,6 +9657,8 @@
       </w:tblGrid>
       <w:tr>
         <w:trPr>
+          <w:cantSplit/>
+          <w:tblHeader/>
           <w:jc w:val="center"/>
         </w:trPr>
         <w:tc>
@@ -9454,6 +9668,7 @@
           </w:tcPr>
           <w:p>
             <w:pPr>
+              <w:keepNext/>
               <w:jc w:val="center"/>
               <w:rPr>
                 <w:sz w:val="24"/>
@@ -9478,6 +9693,7 @@
           </w:tcPr>
           <w:p>
             <w:pPr>
+              <w:keepNext/>
               <w:jc w:val="center"/>
               <w:rPr>
                 <w:sz w:val="24"/>
@@ -9498,6 +9714,7 @@
       </w:tr>
       <w:tr>
         <w:trPr>
+          <w:cantSplit/>
           <w:jc w:val="center"/>
         </w:trPr>
         <w:tc>
@@ -9547,6 +9764,7 @@
       </w:tr>
       <w:tr>
         <w:trPr>
+          <w:cantSplit/>
           <w:jc w:val="center"/>
         </w:trPr>
         <w:tc>
@@ -9596,6 +9814,7 @@
       </w:tr>
       <w:tr>
         <w:trPr>
+          <w:cantSplit/>
           <w:jc w:val="center"/>
         </w:trPr>
         <w:tc>
@@ -9638,13 +9857,14 @@
                 <w:sz w:val="24"/>
                 <w:szCs w:val="24"/>
               </w:rPr>
-              <w:t>Technical Ticket / Incident Register; sumber data tiket dan ringkasan respon.</w:t>
+              <w:t>Technical Ticket / Incident Register; sumber data ticket dan ringkasan respons.</w:t>
             </w:r>
           </w:p>
         </w:tc>
       </w:tr>
       <w:tr>
         <w:trPr>
+          <w:cantSplit/>
           <w:jc w:val="center"/>
         </w:trPr>
         <w:tc>
@@ -9694,6 +9914,7 @@
       </w:tr>
       <w:tr>
         <w:trPr>
+          <w:cantSplit/>
           <w:jc w:val="center"/>
         </w:trPr>
         <w:tc>
@@ -9743,6 +9964,7 @@
       </w:tr>
       <w:tr>
         <w:trPr>
+          <w:cantSplit/>
           <w:jc w:val="center"/>
         </w:trPr>
         <w:tc>
@@ -9792,6 +10014,7 @@
       </w:tr>
       <w:tr>
         <w:trPr>
+          <w:cantSplit/>
           <w:jc w:val="center"/>
         </w:trPr>
         <w:tc>
@@ -9842,6 +10065,7 @@
     </w:tbl>
     <w:p>
       <w:pPr>
+        <w:keepNext/>
         <w:pBdr>
           <w:top w:val="nil"/>
           <w:left w:val="nil"/>
@@ -9881,6 +10105,8 @@
       </w:tblGrid>
       <w:tr>
         <w:trPr>
+          <w:cantSplit/>
+          <w:tblHeader/>
           <w:jc w:val="center"/>
         </w:trPr>
         <w:tc>
@@ -9896,6 +10122,7 @@
           </w:tcPr>
           <w:p>
             <w:pPr>
+              <w:keepNext/>
               <w:jc w:val="center"/>
               <w:rPr>
                 <w:sz w:val="24"/>
@@ -9926,6 +10153,7 @@
           </w:tcPr>
           <w:p>
             <w:pPr>
+              <w:keepNext/>
               <w:jc w:val="center"/>
               <w:rPr>
                 <w:sz w:val="24"/>
@@ -9956,6 +10184,7 @@
           </w:tcPr>
           <w:p>
             <w:pPr>
+              <w:keepNext/>
               <w:jc w:val="center"/>
               <w:rPr>
                 <w:sz w:val="24"/>
@@ -9976,6 +10205,7 @@
       </w:tr>
       <w:tr>
         <w:trPr>
+          <w:cantSplit/>
           <w:jc w:val="center"/>
         </w:trPr>
         <w:tc>
@@ -10047,7 +10277,7 @@
           </w:tcPr>
           <w:p>
             <w:pPr>
-              <w:jc w:val="both"/>
+              <w:jc w:val="left"/>
               <w:rPr>
                 <w:sz w:val="24"/>
                 <w:szCs w:val="24"/>
@@ -10066,6 +10296,7 @@
       </w:tr>
       <w:tr>
         <w:trPr>
+          <w:cantSplit/>
           <w:jc w:val="center"/>
         </w:trPr>
         <w:tc>
@@ -10120,7 +10351,7 @@
                 <w:sz w:val="24"/>
                 <w:szCs w:val="24"/>
               </w:rPr>
-              <w:t>Folder Drive Operation (USULAN); tiket asal tetap di Zammad atau Service Hub. Pemilik: Lead NOC.</w:t>
+              <w:t>Folder Drive Operation (USULAN); ticket asal tetap di Zammad atau Service Hub. Pemilik: Lead NOC.</w:t>
             </w:r>
           </w:p>
         </w:tc>
@@ -10137,7 +10368,7 @@
           </w:tcPr>
           <w:p>
             <w:pPr>
-              <w:jc w:val="both"/>
+              <w:jc w:val="left"/>
               <w:rPr>
                 <w:sz w:val="24"/>
                 <w:szCs w:val="24"/>
@@ -10156,6 +10387,7 @@
       </w:tr>
       <w:tr>
         <w:trPr>
+          <w:cantSplit/>
           <w:jc w:val="center"/>
         </w:trPr>
         <w:tc>
@@ -10227,7 +10459,7 @@
           </w:tcPr>
           <w:p>
             <w:pPr>
-              <w:jc w:val="both"/>
+              <w:jc w:val="left"/>
               <w:rPr>
                 <w:sz w:val="24"/>
                 <w:szCs w:val="24"/>
@@ -10246,6 +10478,7 @@
       </w:tr>
       <w:tr>
         <w:trPr>
+          <w:cantSplit/>
           <w:jc w:val="center"/>
         </w:trPr>
         <w:tc>
@@ -10317,7 +10550,7 @@
           </w:tcPr>
           <w:p>
             <w:pPr>
-              <w:jc w:val="both"/>
+              <w:jc w:val="left"/>
               <w:rPr>
                 <w:sz w:val="24"/>
                 <w:szCs w:val="24"/>
@@ -10336,6 +10569,7 @@
       </w:tr>
       <w:tr>
         <w:trPr>
+          <w:cantSplit/>
           <w:jc w:val="center"/>
         </w:trPr>
         <w:tc>
@@ -10407,7 +10641,7 @@
           </w:tcPr>
           <w:p>
             <w:pPr>
-              <w:jc w:val="both"/>
+              <w:jc w:val="left"/>
               <w:rPr>
                 <w:sz w:val="24"/>
                 <w:szCs w:val="24"/>

--- a/out/07_Ops/SNX-OPS-SOP-05 Service Level Agreement (SLA) Monitoring (Rev00 DRAFT).docx
+++ b/out/07_Ops/SNX-OPS-SOP-05 Service Level Agreement (SLA) Monitoring (Rev00 DRAFT).docx
@@ -4554,7 +4554,7 @@
                 <w:sz w:val="24"/>
                 <w:szCs w:val="24"/>
               </w:rPr>
-              <w:t>Menangani konsekuensi kontraktual dari breach (USULAN).</w:t>
+              <w:t>Menangani konsekuensi kontraktual dari breach (USULAN: sumber menulis Commercial tanpa jabatan).</w:t>
             </w:r>
           </w:p>
         </w:tc>
@@ -5017,7 +5017,7 @@
           <w:sz w:val="24"/>
           <w:szCs w:val="24"/>
         </w:rPr>
-        <w:t xml:space="preserve">Ticket Ops, termasuk layanan Nusagrid, tercatat di Zammad. Ticket GMF dan internal tercatat di Service Hub; batas cakupan generalist masih menunggu keputusan owner (USULAN). Data availability dan ticket dikumpulkan paling lambat hari kerja ke-3 bulan berikutnya. Data SLA layanan SOC diserahkan Lead SOC pada batas yang sama (USULAN).</w:t>
+        <w:t xml:space="preserve">Ticket Ops, termasuk layanan Nusagrid, tercatat di Zammad. Ticket GMF dan internal tercatat di Service Hub; batas cakupan generalist masih menunggu keputusan owner (USULAN). Batas waktu pengumpulan data mengikuti bagian 8.</w:t>
       </w:r>
     </w:p>
     <w:tbl>
@@ -8481,7 +8481,7 @@
                 <w:sz w:val="24"/>
                 <w:szCs w:val="24"/>
               </w:rPr>
-              <w:t>Paling lambat hari kerja ke-3 bulan berikutnya (USULAN)</w:t>
+              <w:t>Paling lambat hari kerja ke-3 bulan berikutnya (USULAN: sumber menyebut batas ini untuk pengumpulan data)</w:t>
             </w:r>
           </w:p>
         </w:tc>
